--- a/skills/phong-dao-tao/assets/phieu-khao-sat-thuc-trang-tuyen-duoi.docx
+++ b/skills/phong-dao-tao/assets/phieu-khao-sat-thuc-trang-tuyen-duoi.docx
@@ -1,5 +1,83 @@
 
-<file path=word/document.xml><?xml version="1.0" encoding="utf-8"?>
+<file path=./[Content_Types].xml><?xml version="1.0" encoding="utf-8"?>
+<Types xmlns="http://schemas.openxmlformats.org/package/2006/content-types">
+  <Default Extension="rels" ContentType="application/vnd.openxmlformats-package.relationships+xml"/>
+  <Default Extension="xml" ContentType="application/xml"/>
+  <Override PartName="/word/document.xml" ContentType="application/vnd.openxmlformats-officedocument.wordprocessingml.document.main+xml"/>
+  <Override PartName="/word/numbering.xml" ContentType="application/vnd.openxmlformats-officedocument.wordprocessingml.numbering+xml"/>
+  <Override PartName="/word/styles.xml" ContentType="application/vnd.openxmlformats-officedocument.wordprocessingml.styles+xml"/>
+  <Override PartName="/word/settings.xml" ContentType="application/vnd.openxmlformats-officedocument.wordprocessingml.settings+xml"/>
+  <Override PartName="/word/webSettings.xml" ContentType="application/vnd.openxmlformats-officedocument.wordprocessingml.webSettings+xml"/>
+  <Override PartName="/word/fontTable.xml" ContentType="application/vnd.openxmlformats-officedocument.wordprocessingml.fontTable+xml"/>
+  <Override PartName="/word/theme/theme1.xml" ContentType="application/vnd.openxmlformats-officedocument.theme+xml"/>
+  <Override PartName="/docProps/core.xml" ContentType="application/vnd.openxmlformats-package.core-properties+xml"/>
+  <Override PartName="/docProps/app.xml" ContentType="application/vnd.openxmlformats-officedocument.extended-properties+xml"/>
+  <Override PartName="/docProps/custom.xml" ContentType="application/vnd.openxmlformats-officedocument.custom-properties+xml"/>
+</Types>
+</file>
+
+<file path=./docProps/app.xml><?xml version="1.0" encoding="utf-8"?>
+<Properties xmlns="http://schemas.openxmlformats.org/officeDocument/2006/extended-properties" xmlns:vt="http://schemas.openxmlformats.org/officeDocument/2006/docPropsVTypes">
+  <Template>Normal</Template>
+  <TotalTime>14</TotalTime>
+  <Pages>5</Pages>
+  <Words>950</Words>
+  <Characters>5416</Characters>
+  <Application>Microsoft Office Word</Application>
+  <DocSecurity>0</DocSecurity>
+  <Lines>45</Lines>
+  <Paragraphs>12</Paragraphs>
+  <ScaleCrop>false</ScaleCrop>
+  <HeadingPairs>
+    <vt:vector size="2" baseType="variant">
+      <vt:variant>
+        <vt:lpstr>Title</vt:lpstr>
+      </vt:variant>
+      <vt:variant>
+        <vt:i4>1</vt:i4>
+      </vt:variant>
+    </vt:vector>
+  </HeadingPairs>
+  <TitlesOfParts>
+    <vt:vector size="1" baseType="lpstr">
+      <vt:lpstr/>
+    </vt:vector>
+  </TitlesOfParts>
+  <Company/>
+  <LinksUpToDate>false</LinksUpToDate>
+  <CharactersWithSpaces>6354</CharactersWithSpaces>
+  <SharedDoc>false</SharedDoc>
+  <HyperlinksChanged>false</HyperlinksChanged>
+  <AppVersion>16.0000</AppVersion>
+</Properties>
+</file>
+
+<file path=./docProps/core.xml><?xml version="1.0" encoding="utf-8"?>
+<cp:coreProperties xmlns:cp="http://schemas.openxmlformats.org/package/2006/metadata/core-properties" xmlns:dc="http://purl.org/dc/elements/1.1/" xmlns:dcterms="http://purl.org/dc/terms/" xmlns:dcmitype="http://purl.org/dc/dcmitype/" xmlns:xsi="http://www.w3.org/2001/XMLSchema-instance">
+  <dc:title/>
+  <dc:subject/>
+  <dc:creator>MY</dc:creator>
+  <cp:keywords/>
+  <dc:description/>
+  <cp:lastModifiedBy>ASUS</cp:lastModifiedBy>
+  <cp:revision>6</cp:revision>
+  <dcterms:created xsi:type="dcterms:W3CDTF">2026-03-24T03:40:00Z</dcterms:created>
+  <dcterms:modified xsi:type="dcterms:W3CDTF">2026-06-17T07:40:00Z</dcterms:modified>
+</cp:coreProperties>
+</file>
+
+<file path=./docProps/custom.xml><?xml version="1.0" encoding="utf-8"?>
+<op:Properties xmlns:op="http://schemas.openxmlformats.org/officeDocument/2006/custom-properties">
+  <op:property fmtid="{D5CDD505-2E9C-101B-9397-08002B2CF9AE}" pid="2" name="OfficeCLI.Version">
+    <vt:lpwstr xmlns:vt="http://schemas.openxmlformats.org/officeDocument/2006/docPropsVTypes">1.0.136</vt:lpwstr>
+  </op:property>
+  <op:property fmtid="{D5CDD505-2E9C-101B-9397-08002B2CF9AE}" pid="3" name="OfficeCLI.LastModified">
+    <vt:lpwstr xmlns:vt="http://schemas.openxmlformats.org/officeDocument/2006/docPropsVTypes">2026-07-18T05:03:13Z</vt:lpwstr>
+  </op:property>
+</op:Properties>
+</file>
+
+<file path=./word/document.xml><?xml version="1.0" encoding="utf-8"?>
 <w:document xmlns:a="http://schemas.openxmlformats.org/drawingml/2006/main" xmlns:wpc="http://schemas.microsoft.com/office/word/2010/wordprocessingCanvas" xmlns:cx="http://schemas.microsoft.com/office/drawing/2014/chartex" xmlns:cx1="http://schemas.microsoft.com/office/drawing/2015/9/8/chartex" xmlns:cx2="http://schemas.microsoft.com/office/drawing/2015/10/21/chartex" xmlns:cx3="http://schemas.microsoft.com/office/drawing/2016/5/9/chartex" xmlns:cx4="http://schemas.microsoft.com/office/drawing/2016/5/10/chartex" xmlns:cx5="http://schemas.microsoft.com/office/drawing/2016/5/11/chartex" xmlns:cx6="http://schemas.microsoft.com/office/drawing/2016/5/12/chartex" xmlns:cx7="http://schemas.microsoft.com/office/drawing/2016/5/13/chartex" xmlns:cx8="http://schemas.microsoft.com/office/drawing/2016/5/14/chartex" xmlns:mc="http://schemas.openxmlformats.org/markup-compatibility/2006" xmlns:aink="http://schemas.microsoft.com/office/drawing/2016/ink" xmlns:am3d="http://schemas.microsoft.com/office/drawing/2017/model3d" xmlns:o="urn:schemas-microsoft-com:office:office" xmlns:r="http://schemas.openxmlformats.org/officeDocument/2006/relationships" xmlns:m="http://schemas.openxmlformats.org/officeDocument/2006/math" xmlns:v="urn:schemas-microsoft-com:vml" xmlns:wp14="http://schemas.microsoft.com/office/word/2010/wordprocessingDrawing" xmlns:wp="http://schemas.openxmlformats.org/drawingml/2006/wordprocessingDrawing" xmlns:w10="urn:schemas-microsoft-com:office:word" xmlns:w="http://schemas.openxmlformats.org/wordprocessingml/2006/main" xmlns:w14="http://schemas.microsoft.com/office/word/2010/wordml" xmlns:w15="http://schemas.microsoft.com/office/word/2012/wordml" xmlns:w16cex="http://schemas.microsoft.com/office/word/2018/wordml/cex" xmlns:w16cid="http://schemas.microsoft.com/office/word/2016/wordml/cid" xmlns:w16="http://schemas.microsoft.com/office/word/2018/wordml" xmlns:w16sdtdh="http://schemas.microsoft.com/office/word/2020/wordml/sdtdatahash" xmlns:w16se="http://schemas.microsoft.com/office/word/2015/wordml/symex" xmlns:wpg="http://schemas.microsoft.com/office/word/2010/wordprocessingGroup" xmlns:wpi="http://schemas.microsoft.com/office/word/2010/wordprocessingInk" xmlns:wne="http://schemas.microsoft.com/office/word/2006/wordml" xmlns:wps="http://schemas.microsoft.com/office/word/2010/wordprocessingShape">
   <w:body>
     <w:tbl>
@@ -14102,7 +14180,74 @@
 </w:document>
 </file>
 
-<file path=word/numbering.xml><?xml version="1.0" encoding="utf-8"?>
+<file path=./word/fontTable.xml><?xml version="1.0" encoding="utf-8"?>
+<w:fonts xmlns:mc="http://schemas.openxmlformats.org/markup-compatibility/2006" xmlns:r="http://schemas.openxmlformats.org/officeDocument/2006/relationships" xmlns:w="http://schemas.openxmlformats.org/wordprocessingml/2006/main" xmlns:w14="http://schemas.microsoft.com/office/word/2010/wordml" xmlns:w15="http://schemas.microsoft.com/office/word/2012/wordml" xmlns:w16cex="http://schemas.microsoft.com/office/word/2018/wordml/cex" xmlns:w16cid="http://schemas.microsoft.com/office/word/2016/wordml/cid" xmlns:w16="http://schemas.microsoft.com/office/word/2018/wordml" xmlns:w16sdtdh="http://schemas.microsoft.com/office/word/2020/wordml/sdtdatahash" xmlns:w16se="http://schemas.microsoft.com/office/word/2015/wordml/symex">
+  <w:font w:name="Times New Roman">
+    <w:panose1 w:val="02020603050405020304"/>
+    <w:family w:val="roman"/>
+    <w:pitch w:val="variable"/>
+    <w:sig w:usb0="E0002EFF" w:usb1="C000785B" w:usb2="00000009" w:usb3="00000000" w:csb0="000001FF" w:csb1="00000000"/>
+  </w:font>
+  <w:font w:name="Symbol">
+    <w:panose1 w:val="05050102010706020507"/>
+    <w:family w:val="roman"/>
+    <w:pitch w:val="variable"/>
+    <w:sig w:usb0="00000000" w:usb1="10000000" w:usb2="00000000" w:usb3="00000000" w:csb0="80000000" w:csb1="00000000"/>
+  </w:font>
+  <w:font w:name="Courier New">
+    <w:panose1 w:val="02070309020205020404"/>
+    <w:family w:val="modern"/>
+    <w:pitch w:val="fixed"/>
+    <w:sig w:usb0="E0002EFF" w:usb1="C0007843" w:usb2="00000009" w:usb3="00000000" w:csb0="000001FF" w:csb1="00000000"/>
+  </w:font>
+  <w:font w:name="Wingdings">
+    <w:panose1 w:val="05000000000000000000"/>
+    <w:family w:val="auto"/>
+    <w:pitch w:val="variable"/>
+    <w:sig w:usb0="00000000" w:usb1="10000000" w:usb2="00000000" w:usb3="00000000" w:csb0="80000000" w:csb1="00000000"/>
+  </w:font>
+  <w:font w:name="Calibri">
+    <w:panose1 w:val="020F0502020204030204"/>
+    <w:family w:val="swiss"/>
+    <w:pitch w:val="variable"/>
+    <w:sig w:usb0="E4002EFF" w:usb1="C000247B" w:usb2="00000009" w:usb3="00000000" w:csb0="000001FF" w:csb1="00000000"/>
+  </w:font>
+  <w:font w:name=".VnTime">
+    <w:altName w:val="Times New Roman"/>
+    <w:panose1 w:val="020B7200000000000000"/>
+    <w:family w:val="swiss"/>
+    <w:pitch w:val="variable"/>
+    <w:sig w:usb0="00000003" w:usb1="00000000" w:usb2="00000000" w:usb3="00000000" w:csb0="00000001" w:csb1="00000000"/>
+  </w:font>
+  <w:font w:name="Tahoma">
+    <w:panose1 w:val="020B0604030504040204"/>
+    <w:family w:val="swiss"/>
+    <w:pitch w:val="variable"/>
+    <w:sig w:usb0="E1002EFF" w:usb1="C000605B" w:usb2="00000029" w:usb3="00000000" w:csb0="000101FF" w:csb1="00000000"/>
+  </w:font>
+  <w:font w:name="MS PGothic">
+    <w:panose1 w:val="020B0600070205080204"/>
+    <w:family w:val="swiss"/>
+    <w:pitch w:val="variable"/>
+    <w:sig w:usb0="E00002FF" w:usb1="6AC7FDFB" w:usb2="08000012" w:usb3="00000000" w:csb0="0002009F" w:csb1="00000000"/>
+  </w:font>
+  <w:font w:name="MS Gothic">
+    <w:altName w:val="ＭＳ ゴシック"/>
+    <w:panose1 w:val="020B0609070205080204"/>
+    <w:family w:val="modern"/>
+    <w:pitch w:val="fixed"/>
+    <w:sig w:usb0="E00002FF" w:usb1="6AC7FDFB" w:usb2="08000012" w:usb3="00000000" w:csb0="0002009F" w:csb1="00000000"/>
+  </w:font>
+  <w:font w:name="Calibri Light">
+    <w:panose1 w:val="020F0302020204030204"/>
+    <w:family w:val="swiss"/>
+    <w:pitch w:val="variable"/>
+    <w:sig w:usb0="E4002EFF" w:usb1="C000247B" w:usb2="00000009" w:usb3="00000000" w:csb0="000001FF" w:csb1="00000000"/>
+  </w:font>
+</w:fonts>
+</file>
+
+<file path=./word/numbering.xml><?xml version="1.0" encoding="utf-8"?>
 <w:numbering xmlns:wpc="http://schemas.microsoft.com/office/word/2010/wordprocessingCanvas" xmlns:cx="http://schemas.microsoft.com/office/drawing/2014/chartex" xmlns:cx1="http://schemas.microsoft.com/office/drawing/2015/9/8/chartex" xmlns:cx2="http://schemas.microsoft.com/office/drawing/2015/10/21/chartex" xmlns:cx3="http://schemas.microsoft.com/office/drawing/2016/5/9/chartex" xmlns:cx4="http://schemas.microsoft.com/office/drawing/2016/5/10/chartex" xmlns:cx5="http://schemas.microsoft.com/office/drawing/2016/5/11/chartex" xmlns:cx6="http://schemas.microsoft.com/office/drawing/2016/5/12/chartex" xmlns:cx7="http://schemas.microsoft.com/office/drawing/2016/5/13/chartex" xmlns:cx8="http://schemas.microsoft.com/office/drawing/2016/5/14/chartex" xmlns:mc="http://schemas.openxmlformats.org/markup-compatibility/2006" xmlns:aink="http://schemas.microsoft.com/office/drawing/2016/ink" xmlns:am3d="http://schemas.microsoft.com/office/drawing/2017/model3d" xmlns:o="urn:schemas-microsoft-com:office:office" xmlns:r="http://schemas.openxmlformats.org/officeDocument/2006/relationships" xmlns:m="http://schemas.openxmlformats.org/officeDocument/2006/math" xmlns:v="urn:schemas-microsoft-com:vml" xmlns:wp14="http://schemas.microsoft.com/office/word/2010/wordprocessingDrawing" xmlns:wp="http://schemas.openxmlformats.org/drawingml/2006/wordprocessingDrawing" xmlns:w10="urn:schemas-microsoft-com:office:word" xmlns:w="http://schemas.openxmlformats.org/wordprocessingml/2006/main" xmlns:w14="http://schemas.microsoft.com/office/word/2010/wordml" xmlns:w15="http://schemas.microsoft.com/office/word/2012/wordml" xmlns:w16cex="http://schemas.microsoft.com/office/word/2018/wordml/cex" xmlns:w16="http://schemas.microsoft.com/office/word/2018/wordml" xmlns:w16sdtdh="http://schemas.microsoft.com/office/word/2020/wordml/sdtdatahash" xmlns:w16se="http://schemas.microsoft.com/office/word/2015/wordml/symex" xmlns:wpg="http://schemas.microsoft.com/office/word/2010/wordprocessingGroup" xmlns:wpi="http://schemas.microsoft.com/office/word/2010/wordprocessingInk" xmlns:wne="http://schemas.microsoft.com/office/word/2006/wordml" xmlns:wps="http://schemas.microsoft.com/office/word/2010/wordprocessingShape">
   <w:abstractNum w:abstractNumId="0">
     <w:nsid w:val="0AEB135A"/>
@@ -15253,7 +15398,61 @@
 </w:numbering>
 </file>
 
-<file path=word/styles.xml><?xml version="1.0" encoding="utf-8"?>
+<file path=./word/settings.xml><?xml version="1.0" encoding="utf-8"?>
+<w:settings xmlns:mc="http://schemas.openxmlformats.org/markup-compatibility/2006" xmlns:o="urn:schemas-microsoft-com:office:office" xmlns:r="http://schemas.openxmlformats.org/officeDocument/2006/relationships" xmlns:m="http://schemas.openxmlformats.org/officeDocument/2006/math" xmlns:v="urn:schemas-microsoft-com:vml" xmlns:w10="urn:schemas-microsoft-com:office:word" xmlns:w="http://schemas.openxmlformats.org/wordprocessingml/2006/main" xmlns:w14="http://schemas.microsoft.com/office/word/2010/wordml" xmlns:w15="http://schemas.microsoft.com/office/word/2012/wordml" xmlns:w16cex="http://schemas.microsoft.com/office/word/2018/wordml/cex" xmlns:w16cid="http://schemas.microsoft.com/office/word/2016/wordml/cid" xmlns:w16="http://schemas.microsoft.com/office/word/2018/wordml" xmlns:w16sdtdh="http://schemas.microsoft.com/office/word/2020/wordml/sdtdatahash" xmlns:w16se="http://schemas.microsoft.com/office/word/2015/wordml/symex" xmlns:sl="http://schemas.openxmlformats.org/schemaLibrary/2006/main">
+  <w:zoom w:percent="140"/>
+  <w:proofState w:spelling="clean" w:grammar="clean"/>
+  <w:defaultTabStop w:val="720"/>
+  <w:characterSpacingControl w:val="doNotCompress"/>
+  <w:compat>
+    <w:compatSetting w:name="compatibilityMode" w:uri="http://schemas.microsoft.com/office/word" w:val="15"/>
+    <w:compatSetting w:name="overrideTableStyleFontSizeAndJustification" w:uri="http://schemas.microsoft.com/office/word" w:val="1"/>
+    <w:compatSetting w:name="enableOpenTypeFeatures" w:uri="http://schemas.microsoft.com/office/word" w:val="1"/>
+    <w:compatSetting w:name="doNotFlipMirrorIndents" w:uri="http://schemas.microsoft.com/office/word" w:val="1"/>
+    <w:compatSetting w:name="differentiateMultirowTableHeaders" w:uri="http://schemas.microsoft.com/office/word" w:val="1"/>
+    <w:compatSetting w:name="useWord2013TrackBottomHyphenation" w:uri="http://schemas.microsoft.com/office/word" w:val="1"/>
+  </w:compat>
+  <w:rsids>
+    <w:rsidRoot w:val="00797691"/>
+    <w:rsid w:val="004171C2"/>
+    <w:rsid w:val="005D0577"/>
+    <w:rsid w:val="00673B88"/>
+    <w:rsid w:val="00797691"/>
+    <w:rsid w:val="007B6E8A"/>
+    <w:rsid w:val="00D15E08"/>
+    <w:rsid w:val="00E421AC"/>
+    <w:rsid w:val="00F30ABB"/>
+  </w:rsids>
+  <m:mathPr>
+    <m:mathFont m:val="Cambria Math"/>
+    <m:brkBin m:val="before"/>
+    <m:brkBinSub m:val="--"/>
+    <m:smallFrac m:val="0"/>
+    <m:dispDef/>
+    <m:lMargin m:val="0"/>
+    <m:rMargin m:val="0"/>
+    <m:defJc m:val="centerGroup"/>
+    <m:wrapIndent m:val="1440"/>
+    <m:intLim m:val="subSup"/>
+    <m:naryLim m:val="undOvr"/>
+  </m:mathPr>
+  <w:themeFontLang w:val="en-US"/>
+  <w:clrSchemeMapping w:bg1="light1" w:t1="dark1" w:bg2="light2" w:t2="dark2" w:accent1="accent1" w:accent2="accent2" w:accent3="accent3" w:accent4="accent4" w:accent5="accent5" w:accent6="accent6" w:hyperlink="hyperlink" w:followedHyperlink="followedHyperlink"/>
+  <w:shapeDefaults>
+    <o:shapedefaults v:ext="edit" spidmax="1026"/>
+    <o:shapelayout v:ext="edit">
+      <o:idmap v:ext="edit" data="1"/>
+    </o:shapelayout>
+  </w:shapeDefaults>
+  <w:decimalSymbol w:val="."/>
+  <w:listSeparator w:val=","/>
+  <w14:docId w14:val="2CE279D8"/>
+  <w15:chartTrackingRefBased/>
+  <w15:docId w15:val="{05464DBB-6232-4227-A6CF-AAD23544846C}"/>
+</w:settings>
+</file>
+
+<file path=./word/styles.xml><?xml version="1.0" encoding="utf-8"?>
 <w:styles xmlns:mc="http://schemas.openxmlformats.org/markup-compatibility/2006" xmlns:r="http://schemas.openxmlformats.org/officeDocument/2006/relationships" xmlns:w="http://schemas.openxmlformats.org/wordprocessingml/2006/main" xmlns:w14="http://schemas.microsoft.com/office/word/2010/wordml" xmlns:w15="http://schemas.microsoft.com/office/word/2012/wordml" xmlns:w16cex="http://schemas.microsoft.com/office/word/2018/wordml/cex" xmlns:w16cid="http://schemas.microsoft.com/office/word/2016/wordml/cid" xmlns:w16="http://schemas.microsoft.com/office/word/2018/wordml" xmlns:w16sdtdh="http://schemas.microsoft.com/office/word/2020/wordml/sdtdatahash" xmlns:w16se="http://schemas.microsoft.com/office/word/2015/wordml/symex">
   <w:docDefaults>
     <w:rPrDefault>
@@ -15735,7 +15934,7 @@
 </w:styles>
 </file>
 
-<file path=word/theme/theme1.xml><?xml version="1.0" encoding="utf-8"?>
+<file path=./word/theme/theme1.xml><?xml version="1.0" encoding="utf-8"?>
 <a:theme xmlns:a="http://schemas.openxmlformats.org/drawingml/2006/main" name="Office Theme">
   <a:themeElements>
     <a:clrScheme name="Office">
@@ -15994,4 +16193,12 @@
     </a:ext>
   </a:extLst>
 </a:theme>
+</file>
+
+<file path=./word/webSettings.xml><?xml version="1.0" encoding="utf-8"?>
+<w:webSettings xmlns:mc="http://schemas.openxmlformats.org/markup-compatibility/2006" xmlns:r="http://schemas.openxmlformats.org/officeDocument/2006/relationships" xmlns:w="http://schemas.openxmlformats.org/wordprocessingml/2006/main" xmlns:w14="http://schemas.microsoft.com/office/word/2010/wordml" xmlns:w15="http://schemas.microsoft.com/office/word/2012/wordml" xmlns:w16cex="http://schemas.microsoft.com/office/word/2018/wordml/cex" xmlns:w16cid="http://schemas.microsoft.com/office/word/2016/wordml/cid" xmlns:w16="http://schemas.microsoft.com/office/word/2018/wordml" xmlns:w16sdtdh="http://schemas.microsoft.com/office/word/2020/wordml/sdtdatahash" xmlns:w16se="http://schemas.microsoft.com/office/word/2015/wordml/symex">
+  <w:optimizeForBrowser/>
+  <w:relyOnVML/>
+  <w:allowPNG/>
+</w:webSettings>
 </file>
--- a/skills/phong-dao-tao/assets/phieu-khao-sat-thuc-trang-tuyen-duoi.docx
+++ b/skills/phong-dao-tao/assets/phieu-khao-sat-thuc-trang-tuyen-duoi.docx
@@ -1,83 +1,5 @@
 
-<file path=./[Content_Types].xml><?xml version="1.0" encoding="utf-8"?>
-<Types xmlns="http://schemas.openxmlformats.org/package/2006/content-types">
-  <Default Extension="rels" ContentType="application/vnd.openxmlformats-package.relationships+xml"/>
-  <Default Extension="xml" ContentType="application/xml"/>
-  <Override PartName="/word/document.xml" ContentType="application/vnd.openxmlformats-officedocument.wordprocessingml.document.main+xml"/>
-  <Override PartName="/word/numbering.xml" ContentType="application/vnd.openxmlformats-officedocument.wordprocessingml.numbering+xml"/>
-  <Override PartName="/word/styles.xml" ContentType="application/vnd.openxmlformats-officedocument.wordprocessingml.styles+xml"/>
-  <Override PartName="/word/settings.xml" ContentType="application/vnd.openxmlformats-officedocument.wordprocessingml.settings+xml"/>
-  <Override PartName="/word/webSettings.xml" ContentType="application/vnd.openxmlformats-officedocument.wordprocessingml.webSettings+xml"/>
-  <Override PartName="/word/fontTable.xml" ContentType="application/vnd.openxmlformats-officedocument.wordprocessingml.fontTable+xml"/>
-  <Override PartName="/word/theme/theme1.xml" ContentType="application/vnd.openxmlformats-officedocument.theme+xml"/>
-  <Override PartName="/docProps/core.xml" ContentType="application/vnd.openxmlformats-package.core-properties+xml"/>
-  <Override PartName="/docProps/app.xml" ContentType="application/vnd.openxmlformats-officedocument.extended-properties+xml"/>
-  <Override PartName="/docProps/custom.xml" ContentType="application/vnd.openxmlformats-officedocument.custom-properties+xml"/>
-</Types>
-</file>
-
-<file path=./docProps/app.xml><?xml version="1.0" encoding="utf-8"?>
-<Properties xmlns="http://schemas.openxmlformats.org/officeDocument/2006/extended-properties" xmlns:vt="http://schemas.openxmlformats.org/officeDocument/2006/docPropsVTypes">
-  <Template>Normal</Template>
-  <TotalTime>14</TotalTime>
-  <Pages>5</Pages>
-  <Words>950</Words>
-  <Characters>5416</Characters>
-  <Application>Microsoft Office Word</Application>
-  <DocSecurity>0</DocSecurity>
-  <Lines>45</Lines>
-  <Paragraphs>12</Paragraphs>
-  <ScaleCrop>false</ScaleCrop>
-  <HeadingPairs>
-    <vt:vector size="2" baseType="variant">
-      <vt:variant>
-        <vt:lpstr>Title</vt:lpstr>
-      </vt:variant>
-      <vt:variant>
-        <vt:i4>1</vt:i4>
-      </vt:variant>
-    </vt:vector>
-  </HeadingPairs>
-  <TitlesOfParts>
-    <vt:vector size="1" baseType="lpstr">
-      <vt:lpstr/>
-    </vt:vector>
-  </TitlesOfParts>
-  <Company/>
-  <LinksUpToDate>false</LinksUpToDate>
-  <CharactersWithSpaces>6354</CharactersWithSpaces>
-  <SharedDoc>false</SharedDoc>
-  <HyperlinksChanged>false</HyperlinksChanged>
-  <AppVersion>16.0000</AppVersion>
-</Properties>
-</file>
-
-<file path=./docProps/core.xml><?xml version="1.0" encoding="utf-8"?>
-<cp:coreProperties xmlns:cp="http://schemas.openxmlformats.org/package/2006/metadata/core-properties" xmlns:dc="http://purl.org/dc/elements/1.1/" xmlns:dcterms="http://purl.org/dc/terms/" xmlns:dcmitype="http://purl.org/dc/dcmitype/" xmlns:xsi="http://www.w3.org/2001/XMLSchema-instance">
-  <dc:title/>
-  <dc:subject/>
-  <dc:creator>MY</dc:creator>
-  <cp:keywords/>
-  <dc:description/>
-  <cp:lastModifiedBy>ASUS</cp:lastModifiedBy>
-  <cp:revision>6</cp:revision>
-  <dcterms:created xsi:type="dcterms:W3CDTF">2026-03-24T03:40:00Z</dcterms:created>
-  <dcterms:modified xsi:type="dcterms:W3CDTF">2026-06-17T07:40:00Z</dcterms:modified>
-</cp:coreProperties>
-</file>
-
-<file path=./docProps/custom.xml><?xml version="1.0" encoding="utf-8"?>
-<op:Properties xmlns:op="http://schemas.openxmlformats.org/officeDocument/2006/custom-properties">
-  <op:property fmtid="{D5CDD505-2E9C-101B-9397-08002B2CF9AE}" pid="2" name="OfficeCLI.Version">
-    <vt:lpwstr xmlns:vt="http://schemas.openxmlformats.org/officeDocument/2006/docPropsVTypes">1.0.136</vt:lpwstr>
-  </op:property>
-  <op:property fmtid="{D5CDD505-2E9C-101B-9397-08002B2CF9AE}" pid="3" name="OfficeCLI.LastModified">
-    <vt:lpwstr xmlns:vt="http://schemas.openxmlformats.org/officeDocument/2006/docPropsVTypes">2026-07-18T05:03:13Z</vt:lpwstr>
-  </op:property>
-</op:Properties>
-</file>
-
-<file path=./word/document.xml><?xml version="1.0" encoding="utf-8"?>
+<file path=word/document.xml><?xml version="1.0" encoding="utf-8"?>
 <w:document xmlns:a="http://schemas.openxmlformats.org/drawingml/2006/main" xmlns:wpc="http://schemas.microsoft.com/office/word/2010/wordprocessingCanvas" xmlns:cx="http://schemas.microsoft.com/office/drawing/2014/chartex" xmlns:cx1="http://schemas.microsoft.com/office/drawing/2015/9/8/chartex" xmlns:cx2="http://schemas.microsoft.com/office/drawing/2015/10/21/chartex" xmlns:cx3="http://schemas.microsoft.com/office/drawing/2016/5/9/chartex" xmlns:cx4="http://schemas.microsoft.com/office/drawing/2016/5/10/chartex" xmlns:cx5="http://schemas.microsoft.com/office/drawing/2016/5/11/chartex" xmlns:cx6="http://schemas.microsoft.com/office/drawing/2016/5/12/chartex" xmlns:cx7="http://schemas.microsoft.com/office/drawing/2016/5/13/chartex" xmlns:cx8="http://schemas.microsoft.com/office/drawing/2016/5/14/chartex" xmlns:mc="http://schemas.openxmlformats.org/markup-compatibility/2006" xmlns:aink="http://schemas.microsoft.com/office/drawing/2016/ink" xmlns:am3d="http://schemas.microsoft.com/office/drawing/2017/model3d" xmlns:o="urn:schemas-microsoft-com:office:office" xmlns:r="http://schemas.openxmlformats.org/officeDocument/2006/relationships" xmlns:m="http://schemas.openxmlformats.org/officeDocument/2006/math" xmlns:v="urn:schemas-microsoft-com:vml" xmlns:wp14="http://schemas.microsoft.com/office/word/2010/wordprocessingDrawing" xmlns:wp="http://schemas.openxmlformats.org/drawingml/2006/wordprocessingDrawing" xmlns:w10="urn:schemas-microsoft-com:office:word" xmlns:w="http://schemas.openxmlformats.org/wordprocessingml/2006/main" xmlns:w14="http://schemas.microsoft.com/office/word/2010/wordml" xmlns:w15="http://schemas.microsoft.com/office/word/2012/wordml" xmlns:w16cex="http://schemas.microsoft.com/office/word/2018/wordml/cex" xmlns:w16cid="http://schemas.microsoft.com/office/word/2016/wordml/cid" xmlns:w16="http://schemas.microsoft.com/office/word/2018/wordml" xmlns:w16sdtdh="http://schemas.microsoft.com/office/word/2020/wordml/sdtdatahash" xmlns:w16se="http://schemas.microsoft.com/office/word/2015/wordml/symex" xmlns:wpg="http://schemas.microsoft.com/office/word/2010/wordprocessingGroup" xmlns:wpi="http://schemas.microsoft.com/office/word/2010/wordprocessingInk" xmlns:wne="http://schemas.microsoft.com/office/word/2006/wordml" xmlns:wps="http://schemas.microsoft.com/office/word/2010/wordprocessingShape">
   <w:body>
     <w:tbl>
@@ -14180,74 +14102,7 @@
 </w:document>
 </file>
 
-<file path=./word/fontTable.xml><?xml version="1.0" encoding="utf-8"?>
-<w:fonts xmlns:mc="http://schemas.openxmlformats.org/markup-compatibility/2006" xmlns:r="http://schemas.openxmlformats.org/officeDocument/2006/relationships" xmlns:w="http://schemas.openxmlformats.org/wordprocessingml/2006/main" xmlns:w14="http://schemas.microsoft.com/office/word/2010/wordml" xmlns:w15="http://schemas.microsoft.com/office/word/2012/wordml" xmlns:w16cex="http://schemas.microsoft.com/office/word/2018/wordml/cex" xmlns:w16cid="http://schemas.microsoft.com/office/word/2016/wordml/cid" xmlns:w16="http://schemas.microsoft.com/office/word/2018/wordml" xmlns:w16sdtdh="http://schemas.microsoft.com/office/word/2020/wordml/sdtdatahash" xmlns:w16se="http://schemas.microsoft.com/office/word/2015/wordml/symex">
-  <w:font w:name="Times New Roman">
-    <w:panose1 w:val="02020603050405020304"/>
-    <w:family w:val="roman"/>
-    <w:pitch w:val="variable"/>
-    <w:sig w:usb0="E0002EFF" w:usb1="C000785B" w:usb2="00000009" w:usb3="00000000" w:csb0="000001FF" w:csb1="00000000"/>
-  </w:font>
-  <w:font w:name="Symbol">
-    <w:panose1 w:val="05050102010706020507"/>
-    <w:family w:val="roman"/>
-    <w:pitch w:val="variable"/>
-    <w:sig w:usb0="00000000" w:usb1="10000000" w:usb2="00000000" w:usb3="00000000" w:csb0="80000000" w:csb1="00000000"/>
-  </w:font>
-  <w:font w:name="Courier New">
-    <w:panose1 w:val="02070309020205020404"/>
-    <w:family w:val="modern"/>
-    <w:pitch w:val="fixed"/>
-    <w:sig w:usb0="E0002EFF" w:usb1="C0007843" w:usb2="00000009" w:usb3="00000000" w:csb0="000001FF" w:csb1="00000000"/>
-  </w:font>
-  <w:font w:name="Wingdings">
-    <w:panose1 w:val="05000000000000000000"/>
-    <w:family w:val="auto"/>
-    <w:pitch w:val="variable"/>
-    <w:sig w:usb0="00000000" w:usb1="10000000" w:usb2="00000000" w:usb3="00000000" w:csb0="80000000" w:csb1="00000000"/>
-  </w:font>
-  <w:font w:name="Calibri">
-    <w:panose1 w:val="020F0502020204030204"/>
-    <w:family w:val="swiss"/>
-    <w:pitch w:val="variable"/>
-    <w:sig w:usb0="E4002EFF" w:usb1="C000247B" w:usb2="00000009" w:usb3="00000000" w:csb0="000001FF" w:csb1="00000000"/>
-  </w:font>
-  <w:font w:name=".VnTime">
-    <w:altName w:val="Times New Roman"/>
-    <w:panose1 w:val="020B7200000000000000"/>
-    <w:family w:val="swiss"/>
-    <w:pitch w:val="variable"/>
-    <w:sig w:usb0="00000003" w:usb1="00000000" w:usb2="00000000" w:usb3="00000000" w:csb0="00000001" w:csb1="00000000"/>
-  </w:font>
-  <w:font w:name="Tahoma">
-    <w:panose1 w:val="020B0604030504040204"/>
-    <w:family w:val="swiss"/>
-    <w:pitch w:val="variable"/>
-    <w:sig w:usb0="E1002EFF" w:usb1="C000605B" w:usb2="00000029" w:usb3="00000000" w:csb0="000101FF" w:csb1="00000000"/>
-  </w:font>
-  <w:font w:name="MS PGothic">
-    <w:panose1 w:val="020B0600070205080204"/>
-    <w:family w:val="swiss"/>
-    <w:pitch w:val="variable"/>
-    <w:sig w:usb0="E00002FF" w:usb1="6AC7FDFB" w:usb2="08000012" w:usb3="00000000" w:csb0="0002009F" w:csb1="00000000"/>
-  </w:font>
-  <w:font w:name="MS Gothic">
-    <w:altName w:val="ＭＳ ゴシック"/>
-    <w:panose1 w:val="020B0609070205080204"/>
-    <w:family w:val="modern"/>
-    <w:pitch w:val="fixed"/>
-    <w:sig w:usb0="E00002FF" w:usb1="6AC7FDFB" w:usb2="08000012" w:usb3="00000000" w:csb0="0002009F" w:csb1="00000000"/>
-  </w:font>
-  <w:font w:name="Calibri Light">
-    <w:panose1 w:val="020F0302020204030204"/>
-    <w:family w:val="swiss"/>
-    <w:pitch w:val="variable"/>
-    <w:sig w:usb0="E4002EFF" w:usb1="C000247B" w:usb2="00000009" w:usb3="00000000" w:csb0="000001FF" w:csb1="00000000"/>
-  </w:font>
-</w:fonts>
-</file>
-
-<file path=./word/numbering.xml><?xml version="1.0" encoding="utf-8"?>
+<file path=word/numbering.xml><?xml version="1.0" encoding="utf-8"?>
 <w:numbering xmlns:wpc="http://schemas.microsoft.com/office/word/2010/wordprocessingCanvas" xmlns:cx="http://schemas.microsoft.com/office/drawing/2014/chartex" xmlns:cx1="http://schemas.microsoft.com/office/drawing/2015/9/8/chartex" xmlns:cx2="http://schemas.microsoft.com/office/drawing/2015/10/21/chartex" xmlns:cx3="http://schemas.microsoft.com/office/drawing/2016/5/9/chartex" xmlns:cx4="http://schemas.microsoft.com/office/drawing/2016/5/10/chartex" xmlns:cx5="http://schemas.microsoft.com/office/drawing/2016/5/11/chartex" xmlns:cx6="http://schemas.microsoft.com/office/drawing/2016/5/12/chartex" xmlns:cx7="http://schemas.microsoft.com/office/drawing/2016/5/13/chartex" xmlns:cx8="http://schemas.microsoft.com/office/drawing/2016/5/14/chartex" xmlns:mc="http://schemas.openxmlformats.org/markup-compatibility/2006" xmlns:aink="http://schemas.microsoft.com/office/drawing/2016/ink" xmlns:am3d="http://schemas.microsoft.com/office/drawing/2017/model3d" xmlns:o="urn:schemas-microsoft-com:office:office" xmlns:r="http://schemas.openxmlformats.org/officeDocument/2006/relationships" xmlns:m="http://schemas.openxmlformats.org/officeDocument/2006/math" xmlns:v="urn:schemas-microsoft-com:vml" xmlns:wp14="http://schemas.microsoft.com/office/word/2010/wordprocessingDrawing" xmlns:wp="http://schemas.openxmlformats.org/drawingml/2006/wordprocessingDrawing" xmlns:w10="urn:schemas-microsoft-com:office:word" xmlns:w="http://schemas.openxmlformats.org/wordprocessingml/2006/main" xmlns:w14="http://schemas.microsoft.com/office/word/2010/wordml" xmlns:w15="http://schemas.microsoft.com/office/word/2012/wordml" xmlns:w16cex="http://schemas.microsoft.com/office/word/2018/wordml/cex" xmlns:w16="http://schemas.microsoft.com/office/word/2018/wordml" xmlns:w16sdtdh="http://schemas.microsoft.com/office/word/2020/wordml/sdtdatahash" xmlns:w16se="http://schemas.microsoft.com/office/word/2015/wordml/symex" xmlns:wpg="http://schemas.microsoft.com/office/word/2010/wordprocessingGroup" xmlns:wpi="http://schemas.microsoft.com/office/word/2010/wordprocessingInk" xmlns:wne="http://schemas.microsoft.com/office/word/2006/wordml" xmlns:wps="http://schemas.microsoft.com/office/word/2010/wordprocessingShape">
   <w:abstractNum w:abstractNumId="0">
     <w:nsid w:val="0AEB135A"/>
@@ -15398,61 +15253,7 @@
 </w:numbering>
 </file>
 
-<file path=./word/settings.xml><?xml version="1.0" encoding="utf-8"?>
-<w:settings xmlns:mc="http://schemas.openxmlformats.org/markup-compatibility/2006" xmlns:o="urn:schemas-microsoft-com:office:office" xmlns:r="http://schemas.openxmlformats.org/officeDocument/2006/relationships" xmlns:m="http://schemas.openxmlformats.org/officeDocument/2006/math" xmlns:v="urn:schemas-microsoft-com:vml" xmlns:w10="urn:schemas-microsoft-com:office:word" xmlns:w="http://schemas.openxmlformats.org/wordprocessingml/2006/main" xmlns:w14="http://schemas.microsoft.com/office/word/2010/wordml" xmlns:w15="http://schemas.microsoft.com/office/word/2012/wordml" xmlns:w16cex="http://schemas.microsoft.com/office/word/2018/wordml/cex" xmlns:w16cid="http://schemas.microsoft.com/office/word/2016/wordml/cid" xmlns:w16="http://schemas.microsoft.com/office/word/2018/wordml" xmlns:w16sdtdh="http://schemas.microsoft.com/office/word/2020/wordml/sdtdatahash" xmlns:w16se="http://schemas.microsoft.com/office/word/2015/wordml/symex" xmlns:sl="http://schemas.openxmlformats.org/schemaLibrary/2006/main">
-  <w:zoom w:percent="140"/>
-  <w:proofState w:spelling="clean" w:grammar="clean"/>
-  <w:defaultTabStop w:val="720"/>
-  <w:characterSpacingControl w:val="doNotCompress"/>
-  <w:compat>
-    <w:compatSetting w:name="compatibilityMode" w:uri="http://schemas.microsoft.com/office/word" w:val="15"/>
-    <w:compatSetting w:name="overrideTableStyleFontSizeAndJustification" w:uri="http://schemas.microsoft.com/office/word" w:val="1"/>
-    <w:compatSetting w:name="enableOpenTypeFeatures" w:uri="http://schemas.microsoft.com/office/word" w:val="1"/>
-    <w:compatSetting w:name="doNotFlipMirrorIndents" w:uri="http://schemas.microsoft.com/office/word" w:val="1"/>
-    <w:compatSetting w:name="differentiateMultirowTableHeaders" w:uri="http://schemas.microsoft.com/office/word" w:val="1"/>
-    <w:compatSetting w:name="useWord2013TrackBottomHyphenation" w:uri="http://schemas.microsoft.com/office/word" w:val="1"/>
-  </w:compat>
-  <w:rsids>
-    <w:rsidRoot w:val="00797691"/>
-    <w:rsid w:val="004171C2"/>
-    <w:rsid w:val="005D0577"/>
-    <w:rsid w:val="00673B88"/>
-    <w:rsid w:val="00797691"/>
-    <w:rsid w:val="007B6E8A"/>
-    <w:rsid w:val="00D15E08"/>
-    <w:rsid w:val="00E421AC"/>
-    <w:rsid w:val="00F30ABB"/>
-  </w:rsids>
-  <m:mathPr>
-    <m:mathFont m:val="Cambria Math"/>
-    <m:brkBin m:val="before"/>
-    <m:brkBinSub m:val="--"/>
-    <m:smallFrac m:val="0"/>
-    <m:dispDef/>
-    <m:lMargin m:val="0"/>
-    <m:rMargin m:val="0"/>
-    <m:defJc m:val="centerGroup"/>
-    <m:wrapIndent m:val="1440"/>
-    <m:intLim m:val="subSup"/>
-    <m:naryLim m:val="undOvr"/>
-  </m:mathPr>
-  <w:themeFontLang w:val="en-US"/>
-  <w:clrSchemeMapping w:bg1="light1" w:t1="dark1" w:bg2="light2" w:t2="dark2" w:accent1="accent1" w:accent2="accent2" w:accent3="accent3" w:accent4="accent4" w:accent5="accent5" w:accent6="accent6" w:hyperlink="hyperlink" w:followedHyperlink="followedHyperlink"/>
-  <w:shapeDefaults>
-    <o:shapedefaults v:ext="edit" spidmax="1026"/>
-    <o:shapelayout v:ext="edit">
-      <o:idmap v:ext="edit" data="1"/>
-    </o:shapelayout>
-  </w:shapeDefaults>
-  <w:decimalSymbol w:val="."/>
-  <w:listSeparator w:val=","/>
-  <w14:docId w14:val="2CE279D8"/>
-  <w15:chartTrackingRefBased/>
-  <w15:docId w15:val="{05464DBB-6232-4227-A6CF-AAD23544846C}"/>
-</w:settings>
-</file>
-
-<file path=./word/styles.xml><?xml version="1.0" encoding="utf-8"?>
+<file path=word/styles.xml><?xml version="1.0" encoding="utf-8"?>
 <w:styles xmlns:mc="http://schemas.openxmlformats.org/markup-compatibility/2006" xmlns:r="http://schemas.openxmlformats.org/officeDocument/2006/relationships" xmlns:w="http://schemas.openxmlformats.org/wordprocessingml/2006/main" xmlns:w14="http://schemas.microsoft.com/office/word/2010/wordml" xmlns:w15="http://schemas.microsoft.com/office/word/2012/wordml" xmlns:w16cex="http://schemas.microsoft.com/office/word/2018/wordml/cex" xmlns:w16cid="http://schemas.microsoft.com/office/word/2016/wordml/cid" xmlns:w16="http://schemas.microsoft.com/office/word/2018/wordml" xmlns:w16sdtdh="http://schemas.microsoft.com/office/word/2020/wordml/sdtdatahash" xmlns:w16se="http://schemas.microsoft.com/office/word/2015/wordml/symex">
   <w:docDefaults>
     <w:rPrDefault>
@@ -15934,7 +15735,7 @@
 </w:styles>
 </file>
 
-<file path=./word/theme/theme1.xml><?xml version="1.0" encoding="utf-8"?>
+<file path=word/theme/theme1.xml><?xml version="1.0" encoding="utf-8"?>
 <a:theme xmlns:a="http://schemas.openxmlformats.org/drawingml/2006/main" name="Office Theme">
   <a:themeElements>
     <a:clrScheme name="Office">
@@ -16193,12 +15994,4 @@
     </a:ext>
   </a:extLst>
 </a:theme>
-</file>
-
-<file path=./word/webSettings.xml><?xml version="1.0" encoding="utf-8"?>
-<w:webSettings xmlns:mc="http://schemas.openxmlformats.org/markup-compatibility/2006" xmlns:r="http://schemas.openxmlformats.org/officeDocument/2006/relationships" xmlns:w="http://schemas.openxmlformats.org/wordprocessingml/2006/main" xmlns:w14="http://schemas.microsoft.com/office/word/2010/wordml" xmlns:w15="http://schemas.microsoft.com/office/word/2012/wordml" xmlns:w16cex="http://schemas.microsoft.com/office/word/2018/wordml/cex" xmlns:w16cid="http://schemas.microsoft.com/office/word/2016/wordml/cid" xmlns:w16="http://schemas.microsoft.com/office/word/2018/wordml" xmlns:w16sdtdh="http://schemas.microsoft.com/office/word/2020/wordml/sdtdatahash" xmlns:w16se="http://schemas.microsoft.com/office/word/2015/wordml/symex">
-  <w:optimizeForBrowser/>
-  <w:relyOnVML/>
-  <w:allowPNG/>
-</w:webSettings>
 </file>
--- a/skills/phong-dao-tao/assets/phieu-khao-sat-thuc-trang-tuyen-duoi.docx
+++ b/skills/phong-dao-tao/assets/phieu-khao-sat-thuc-trang-tuyen-duoi.docx
@@ -35,7 +35,7 @@
                 <w:szCs w:val="26"/>
                 <w:lang w:val="nl-NL"/>
               </w:rPr>
-              <w:t>SỞ</w:t>
+              <w:t xml:space="preserve">SỞ</w:t>
             </w:r>
             <w:r>
               <w:rPr>
@@ -90,7 +90,7 @@
                 <w:szCs w:val="26"/>
                 <w:lang w:val="nl-NL"/>
               </w:rPr>
-              <w:t>ĐA KHOA TỈNH</w:t>
+              <w:t xml:space="preserve">ĐA KHOA TỈNH</w:t>
             </w:r>
           </w:p>
           <w:p>
@@ -215,7 +215,7 @@
                                 <w:sz w:val="24"/>
                                 <w:szCs w:val="24"/>
                               </w:rPr>
-                              <w:t>ĐT&amp;CĐT-QTQL-</w:t>
+                              <w:t xml:space="preserve">ĐT&amp;CĐT-QTQL-</w:t>
                             </w:r>
                             <w:r>
                               <w:rPr>
@@ -275,7 +275,7 @@
                           <w:sz w:val="24"/>
                           <w:szCs w:val="24"/>
                         </w:rPr>
-                        <w:t>ĐT&amp;CĐT-QTQL-</w:t>
+                        <w:t xml:space="preserve">ĐT&amp;CĐT-QTQL-</w:t>
                       </w:r>
                       <w:r>
                         <w:rPr>
@@ -310,7 +310,7 @@
           <w:szCs w:val="26"/>
           <w:lang w:val="nl-NL"/>
         </w:rPr>
-        <w:t>PHIẾU KHẢO SÁT THỰC TRẠNG</w:t>
+        <w:t xml:space="preserve">PHIẾU KHẢO SÁT THỰC TRẠNG</w:t>
       </w:r>
     </w:p>
     <w:p>
@@ -335,7 +335,7 @@
           <w:u w:val="single"/>
           <w:lang w:val="nl-NL"/>
         </w:rPr>
-        <w:t>DÀNH CHO CÁC CHUYÊN KHOA</w:t>
+        <w:t xml:space="preserve">DÀNH CHO CÁC CHUYÊN KHOA</w:t>
       </w:r>
       <w:r>
         <w:rPr>
@@ -394,7 +394,7 @@
           <w:szCs w:val="26"/>
           <w:lang w:val="nl-NL"/>
         </w:rPr>
-        <w:t>Đa khoa tỉnh Phú Thọ</w:t>
+        <w:t xml:space="preserve">Đa khoa tỉnh Phú Thọ</w:t>
       </w:r>
       <w:r>
         <w:rPr>
@@ -443,7 +443,7 @@
           <w:szCs w:val="26"/>
           <w:lang w:val="es-ES"/>
         </w:rPr>
-        <w:t>chân</w:t>
+        <w:t xml:space="preserve">chân</w:t>
       </w:r>
       <w:proofErr w:type="spellEnd"/>
       <w:r>
@@ -467,7 +467,7 @@
           <w:szCs w:val="26"/>
           <w:lang w:val="es-ES"/>
         </w:rPr>
-        <w:t>thành</w:t>
+        <w:t xml:space="preserve">thành</w:t>
       </w:r>
       <w:proofErr w:type="spellEnd"/>
       <w:r>
@@ -491,7 +491,7 @@
           <w:szCs w:val="26"/>
           <w:lang w:val="es-ES"/>
         </w:rPr>
-        <w:t>cảm</w:t>
+        <w:t xml:space="preserve">cảm</w:t>
       </w:r>
       <w:proofErr w:type="spellEnd"/>
       <w:r>
@@ -515,7 +515,7 @@
           <w:szCs w:val="26"/>
           <w:lang w:val="es-ES"/>
         </w:rPr>
-        <w:t>ơn</w:t>
+        <w:t xml:space="preserve">ơn</w:t>
       </w:r>
       <w:proofErr w:type="spellEnd"/>
       <w:r>
@@ -527,7 +527,7 @@
           <w:szCs w:val="26"/>
           <w:lang w:val="es-ES"/>
         </w:rPr>
-        <w:t>!</w:t>
+        <w:t xml:space="preserve">!</w:t>
       </w:r>
     </w:p>
     <w:p>
@@ -729,7 +729,7 @@
           <w:szCs w:val="26"/>
           <w:lang w:val="de-DE"/>
         </w:rPr>
-        <w:t xml:space="preserve">I.  </w:t>
+        <w:t xml:space="preserve">I. </w:t>
       </w:r>
       <w:r>
         <w:rPr>
@@ -740,7 +740,7 @@
           <w:szCs w:val="26"/>
           <w:lang w:val="de-DE"/>
         </w:rPr>
-        <w:t>Nhân lực, cơ cấu tổ chức:</w:t>
+        <w:t xml:space="preserve">Nhân lực, cơ cấu tổ chức:</w:t>
       </w:r>
       <w:r>
         <w:rPr>
@@ -793,7 +793,7 @@
           <w:szCs w:val="26"/>
           <w:lang w:val="de-DE"/>
         </w:rPr>
-        <w:t>: __ __ __ __ người</w:t>
+        <w:t xml:space="preserve">: __ __ __ __ người</w:t>
       </w:r>
     </w:p>
     <w:p>
@@ -816,7 +816,7 @@
           <w:szCs w:val="26"/>
           <w:lang w:val="de-DE"/>
         </w:rPr>
-        <w:t>a.Trình độ sau đại h</w:t>
+        <w:t xml:space="preserve">a.Trình độ sau đại h</w:t>
       </w:r>
       <w:r>
         <w:rPr>
@@ -826,7 +826,7 @@
           <w:szCs w:val="26"/>
           <w:lang w:val="vi-VN"/>
         </w:rPr>
-        <w:t>ọ</w:t>
+        <w:t xml:space="preserve">ọ</w:t>
       </w:r>
       <w:r>
         <w:rPr>
@@ -857,7 +857,7 @@
           <w:lang w:val="de-DE"/>
         </w:rPr>
         <w:tab/>
-        <w:t>b. Đại học: __ __ __ người</w:t>
+        <w:t xml:space="preserve">b. Đại học: __ __ __ người</w:t>
       </w:r>
     </w:p>
     <w:p>
@@ -910,7 +910,7 @@
           <w:szCs w:val="26"/>
           <w:lang w:val="de-DE"/>
         </w:rPr>
-        <w:t>d: Trung cấp, khác: __ __ __ người</w:t>
+        <w:t xml:space="preserve">d: Trung cấp, khác: __ __ __ người</w:t>
       </w:r>
     </w:p>
     <w:p>
@@ -1006,7 +1006,7 @@
                 <w:szCs w:val="26"/>
                 <w:lang w:val="pt-BR"/>
               </w:rPr>
-              <w:t>Nội dung</w:t>
+              <w:t xml:space="preserve">Nội dung</w:t>
             </w:r>
           </w:p>
         </w:tc>
@@ -1040,7 +1040,7 @@
                 <w:szCs w:val="26"/>
                 <w:lang w:val="pt-BR"/>
               </w:rPr>
-              <w:t>Mức độ đáp ứng nhu cầu hoạt động</w:t>
+              <w:t xml:space="preserve">Mức độ đáp ứng nhu cầu hoạt động</w:t>
             </w:r>
           </w:p>
         </w:tc>
@@ -1122,7 +1122,7 @@
                 <w:sz w:val="26"/>
                 <w:szCs w:val="26"/>
               </w:rPr>
-              <w:t>Đáp</w:t>
+              <w:t xml:space="preserve">Đáp</w:t>
             </w:r>
             <w:proofErr w:type="spellEnd"/>
             <w:r>
@@ -1144,7 +1144,7 @@
                 <w:sz w:val="26"/>
                 <w:szCs w:val="26"/>
               </w:rPr>
-              <w:t>ứng</w:t>
+              <w:t xml:space="preserve">ứng</w:t>
             </w:r>
             <w:proofErr w:type="spellEnd"/>
             <w:r>
@@ -1165,7 +1165,7 @@
                 <w:sz w:val="26"/>
                 <w:szCs w:val="26"/>
               </w:rPr>
-              <w:t>Tốt</w:t>
+              <w:t xml:space="preserve">Tốt</w:t>
             </w:r>
             <w:proofErr w:type="spellEnd"/>
           </w:p>
@@ -1206,7 +1206,7 @@
                 <w:sz w:val="26"/>
                 <w:szCs w:val="26"/>
               </w:rPr>
-              <w:t>Trung</w:t>
+              <w:t xml:space="preserve">Trung</w:t>
             </w:r>
             <w:proofErr w:type="spellEnd"/>
             <w:r>
@@ -1226,7 +1226,7 @@
                 <w:sz w:val="26"/>
                 <w:szCs w:val="26"/>
               </w:rPr>
-              <w:t>bình</w:t>
+              <w:t xml:space="preserve">bình</w:t>
             </w:r>
             <w:proofErr w:type="spellEnd"/>
           </w:p>
@@ -1267,7 +1267,7 @@
                 <w:sz w:val="26"/>
                 <w:szCs w:val="26"/>
               </w:rPr>
-              <w:t>Chưa</w:t>
+              <w:t xml:space="preserve">Chưa</w:t>
             </w:r>
             <w:proofErr w:type="spellEnd"/>
             <w:r>
@@ -1287,7 +1287,7 @@
                 <w:sz w:val="26"/>
                 <w:szCs w:val="26"/>
               </w:rPr>
-              <w:t>đáp</w:t>
+              <w:t xml:space="preserve">đáp</w:t>
             </w:r>
             <w:proofErr w:type="spellEnd"/>
             <w:r>
@@ -1307,7 +1307,7 @@
                 <w:sz w:val="26"/>
                 <w:szCs w:val="26"/>
               </w:rPr>
-              <w:t>ứng</w:t>
+              <w:t xml:space="preserve">ứng</w:t>
             </w:r>
             <w:proofErr w:type="spellEnd"/>
           </w:p>
@@ -1349,7 +1349,7 @@
                 <w:szCs w:val="26"/>
                 <w:lang w:val="pt-BR"/>
               </w:rPr>
-              <w:t>Năng lực chuyên môn CBNV</w:t>
+              <w:t xml:space="preserve">Năng lực chuyên môn CBNV</w:t>
             </w:r>
           </w:p>
         </w:tc>
@@ -1390,7 +1390,7 @@
                 <w:sz w:val="26"/>
                 <w:szCs w:val="26"/>
               </w:rPr>
-              <w:t>Đáp</w:t>
+              <w:t xml:space="preserve">Đáp</w:t>
             </w:r>
             <w:proofErr w:type="spellEnd"/>
             <w:r>
@@ -1412,7 +1412,7 @@
                 <w:sz w:val="26"/>
                 <w:szCs w:val="26"/>
               </w:rPr>
-              <w:t>ứng</w:t>
+              <w:t xml:space="preserve">ứng</w:t>
             </w:r>
             <w:proofErr w:type="spellEnd"/>
             <w:r>
@@ -1433,7 +1433,7 @@
                 <w:sz w:val="26"/>
                 <w:szCs w:val="26"/>
               </w:rPr>
-              <w:t>Tốt</w:t>
+              <w:t xml:space="preserve">Tốt</w:t>
             </w:r>
             <w:proofErr w:type="spellEnd"/>
           </w:p>
@@ -1474,7 +1474,7 @@
                 <w:sz w:val="26"/>
                 <w:szCs w:val="26"/>
               </w:rPr>
-              <w:t>Trung</w:t>
+              <w:t xml:space="preserve">Trung</w:t>
             </w:r>
             <w:proofErr w:type="spellEnd"/>
             <w:r>
@@ -1494,7 +1494,7 @@
                 <w:sz w:val="26"/>
                 <w:szCs w:val="26"/>
               </w:rPr>
-              <w:t>bình</w:t>
+              <w:t xml:space="preserve">bình</w:t>
             </w:r>
             <w:proofErr w:type="spellEnd"/>
           </w:p>
@@ -1535,7 +1535,7 @@
                 <w:sz w:val="26"/>
                 <w:szCs w:val="26"/>
               </w:rPr>
-              <w:t>Chưa</w:t>
+              <w:t xml:space="preserve">Chưa</w:t>
             </w:r>
             <w:proofErr w:type="spellEnd"/>
             <w:r>
@@ -1555,7 +1555,7 @@
                 <w:sz w:val="26"/>
                 <w:szCs w:val="26"/>
               </w:rPr>
-              <w:t>đáp</w:t>
+              <w:t xml:space="preserve">đáp</w:t>
             </w:r>
             <w:proofErr w:type="spellEnd"/>
             <w:r>
@@ -1575,7 +1575,7 @@
                 <w:sz w:val="26"/>
                 <w:szCs w:val="26"/>
               </w:rPr>
-              <w:t>ứng</w:t>
+              <w:t xml:space="preserve">ứng</w:t>
             </w:r>
             <w:proofErr w:type="spellEnd"/>
           </w:p>
@@ -1616,7 +1616,7 @@
                 <w:szCs w:val="26"/>
                 <w:lang w:val="pt-BR"/>
               </w:rPr>
-              <w:t>Năng lực quản lý của lãnh đạo</w:t>
+              <w:t xml:space="preserve">Năng lực quản lý của lãnh đạo</w:t>
             </w:r>
           </w:p>
         </w:tc>
@@ -1657,7 +1657,7 @@
                 <w:sz w:val="26"/>
                 <w:szCs w:val="26"/>
               </w:rPr>
-              <w:t>Đáp</w:t>
+              <w:t xml:space="preserve">Đáp</w:t>
             </w:r>
             <w:proofErr w:type="spellEnd"/>
             <w:r>
@@ -1679,7 +1679,7 @@
                 <w:sz w:val="26"/>
                 <w:szCs w:val="26"/>
               </w:rPr>
-              <w:t>ứng</w:t>
+              <w:t xml:space="preserve">ứng</w:t>
             </w:r>
             <w:proofErr w:type="spellEnd"/>
             <w:r>
@@ -1700,7 +1700,7 @@
                 <w:sz w:val="26"/>
                 <w:szCs w:val="26"/>
               </w:rPr>
-              <w:t>Tốt</w:t>
+              <w:t xml:space="preserve">Tốt</w:t>
             </w:r>
             <w:proofErr w:type="spellEnd"/>
           </w:p>
@@ -1741,7 +1741,7 @@
                 <w:sz w:val="26"/>
                 <w:szCs w:val="26"/>
               </w:rPr>
-              <w:t>Trung</w:t>
+              <w:t xml:space="preserve">Trung</w:t>
             </w:r>
             <w:proofErr w:type="spellEnd"/>
             <w:r>
@@ -1761,7 +1761,7 @@
                 <w:sz w:val="26"/>
                 <w:szCs w:val="26"/>
               </w:rPr>
-              <w:t>bình</w:t>
+              <w:t xml:space="preserve">bình</w:t>
             </w:r>
             <w:proofErr w:type="spellEnd"/>
           </w:p>
@@ -1802,7 +1802,7 @@
                 <w:sz w:val="26"/>
                 <w:szCs w:val="26"/>
               </w:rPr>
-              <w:t>Chưa</w:t>
+              <w:t xml:space="preserve">Chưa</w:t>
             </w:r>
             <w:proofErr w:type="spellEnd"/>
             <w:r>
@@ -1822,7 +1822,7 @@
                 <w:sz w:val="26"/>
                 <w:szCs w:val="26"/>
               </w:rPr>
-              <w:t>đáp</w:t>
+              <w:t xml:space="preserve">đáp</w:t>
             </w:r>
             <w:proofErr w:type="spellEnd"/>
             <w:r>
@@ -1842,7 +1842,7 @@
                 <w:sz w:val="26"/>
                 <w:szCs w:val="26"/>
               </w:rPr>
-              <w:t>ứng</w:t>
+              <w:t xml:space="preserve">ứng</w:t>
             </w:r>
             <w:proofErr w:type="spellEnd"/>
           </w:p>
@@ -1886,7 +1886,7 @@
           <w:sz w:val="26"/>
           <w:szCs w:val="26"/>
         </w:rPr>
-        <w:t>Lý</w:t>
+        <w:t xml:space="preserve">Lý</w:t>
       </w:r>
       <w:proofErr w:type="spellEnd"/>
       <w:r>
@@ -1908,7 +1908,7 @@
           <w:sz w:val="26"/>
           <w:szCs w:val="26"/>
         </w:rPr>
-        <w:t>chưa</w:t>
+        <w:t xml:space="preserve">chưa</w:t>
       </w:r>
       <w:proofErr w:type="spellEnd"/>
       <w:r>
@@ -1930,7 +1930,7 @@
           <w:sz w:val="26"/>
           <w:szCs w:val="26"/>
         </w:rPr>
-        <w:t>đáp</w:t>
+        <w:t xml:space="preserve">đáp</w:t>
       </w:r>
       <w:proofErr w:type="spellEnd"/>
       <w:r>
@@ -1952,7 +1952,7 @@
           <w:sz w:val="26"/>
           <w:szCs w:val="26"/>
         </w:rPr>
-        <w:t>ứng</w:t>
+        <w:t xml:space="preserve">ứng</w:t>
       </w:r>
       <w:proofErr w:type="spellEnd"/>
     </w:p>
@@ -1975,7 +1975,7 @@
           <w:sz w:val="26"/>
           <w:szCs w:val="26"/>
         </w:rPr>
-        <w:t>........</w:t>
+        <w:t xml:space="preserve">........</w:t>
       </w:r>
       <w:r>
         <w:rPr>
@@ -1985,7 +1985,7 @@
           <w:szCs w:val="26"/>
           <w:lang w:val="pt-PT"/>
         </w:rPr>
-        <w:t>............................................................................................................................</w:t>
+        <w:t xml:space="preserve">............................................................................................................................</w:t>
       </w:r>
     </w:p>
     <w:p>
@@ -2008,7 +2008,7 @@
           <w:szCs w:val="26"/>
           <w:lang w:val="pt-PT"/>
         </w:rPr>
-        <w:t>....................................................................................................................................</w:t>
+        <w:t xml:space="preserve">....................................................................................................................................</w:t>
       </w:r>
     </w:p>
     <w:p>
@@ -2031,7 +2031,7 @@
           <w:szCs w:val="26"/>
           <w:lang w:val="pt-PT"/>
         </w:rPr>
-        <w:t>....................................................................................................................................</w:t>
+        <w:t xml:space="preserve">....................................................................................................................................</w:t>
       </w:r>
     </w:p>
     <w:p>
@@ -2054,7 +2054,7 @@
           <w:szCs w:val="26"/>
           <w:lang w:val="pt-PT"/>
         </w:rPr>
-        <w:t>....................................................................................................................................</w:t>
+        <w:t xml:space="preserve">....................................................................................................................................</w:t>
       </w:r>
     </w:p>
     <w:p>
@@ -2095,7 +2095,7 @@
           <w:szCs w:val="26"/>
           <w:lang w:val="pt-PT"/>
         </w:rPr>
-        <w:t>Cơ cấu tổ chức, sắp xếp khoa phòng?</w:t>
+        <w:t xml:space="preserve">Cơ cấu tổ chức, sắp xếp khoa phòng?</w:t>
       </w:r>
     </w:p>
     <w:p>
@@ -2130,7 +2130,7 @@
           <w:lang w:val="pt-PT"/>
         </w:rPr>
         <w:tab/>
-        <w:t xml:space="preserve">     </w:t>
+        <w:t xml:space="preserve"> </w:t>
       </w:r>
       <w:r>
         <w:rPr>
@@ -2175,7 +2175,7 @@
           <w:szCs w:val="26"/>
           <w:lang w:val="pt-PT"/>
         </w:rPr>
-        <w:t>Đề xuất điều chỉnh để hợp lý (ghi cụ thể):...................................................</w:t>
+        <w:t xml:space="preserve">Đề xuất điều chỉnh để hợp lý (ghi cụ thể):...................................................</w:t>
       </w:r>
       <w:r>
         <w:rPr>
@@ -2185,7 +2185,7 @@
           <w:szCs w:val="26"/>
           <w:lang w:val="pt-PT"/>
         </w:rPr>
-        <w:t>.............</w:t>
+        <w:t xml:space="preserve">.............</w:t>
       </w:r>
     </w:p>
     <w:p>
@@ -2210,7 +2210,7 @@
           <w:lang w:val="pt-PT"/>
         </w:rPr>
         <w:lastRenderedPageBreak/>
-        <w:t>....................................................................................................................................</w:t>
+        <w:t xml:space="preserve">....................................................................................................................................</w:t>
       </w:r>
     </w:p>
     <w:p>
@@ -2247,7 +2247,7 @@
           <w:szCs w:val="26"/>
           <w:lang w:val="pt-PT"/>
         </w:rPr>
-        <w:t>II. Cơ sở vật chất và trang thiết bị hiện có tại khoa</w:t>
+        <w:t xml:space="preserve">II. Cơ sở vật chất và trang thiết bị hiện có tại khoa</w:t>
       </w:r>
     </w:p>
     <w:p>
@@ -2275,7 +2275,7 @@
           <w:szCs w:val="26"/>
           <w:lang w:val="de-DE"/>
         </w:rPr>
-        <w:t>Giường bệnh của khoa</w:t>
+        <w:t xml:space="preserve">Giường bệnh của khoa</w:t>
       </w:r>
     </w:p>
     <w:p>
@@ -2298,7 +2298,7 @@
           <w:szCs w:val="26"/>
           <w:lang w:val="de-DE"/>
         </w:rPr>
-        <w:t xml:space="preserve">a. Tổng số giường kế hoạch: __ __ __   b. Giường thực kê: __ __ __  </w:t>
+        <w:t xml:space="preserve">a. Tổng số giường kế hoạch: __ __ __ b. Giường thực kê: __ __ __ </w:t>
       </w:r>
     </w:p>
     <w:p>
@@ -2321,7 +2321,7 @@
           <w:szCs w:val="26"/>
           <w:lang w:val="de-DE"/>
         </w:rPr>
-        <w:t>c. Công suất sử dụng:__ __%</w:t>
+        <w:t xml:space="preserve">c. Công suất sử dụng:__ __%</w:t>
       </w:r>
     </w:p>
     <w:p>
@@ -2349,7 +2349,7 @@
           <w:szCs w:val="26"/>
           <w:lang w:val="de-DE"/>
         </w:rPr>
-        <w:t xml:space="preserve">Số buồng bệnh, phòng cấp cứu, phẫu thuật/thủ thuật,...:   </w:t>
+        <w:t xml:space="preserve">Số buồng bệnh, phòng cấp cứu, phẫu thuật/thủ thuật,...: </w:t>
       </w:r>
       <w:r>
         <w:rPr>
@@ -2359,7 +2359,7 @@
           <w:szCs w:val="26"/>
           <w:lang w:val="de-DE"/>
         </w:rPr>
-        <w:t>__ __ __</w:t>
+        <w:t xml:space="preserve">__ __ __</w:t>
       </w:r>
       <w:r>
         <w:rPr>
@@ -2430,7 +2430,7 @@
           <w:szCs w:val="26"/>
           <w:lang w:val="de-DE"/>
         </w:rPr>
-        <w:t>__ __ __ m</w:t>
+        <w:t xml:space="preserve">__ __ __ m</w:t>
       </w:r>
       <w:r>
         <w:rPr>
@@ -2470,7 +2470,7 @@
           <w:szCs w:val="26"/>
           <w:lang w:val="de-DE"/>
         </w:rPr>
-        <w:t>Cơ sở hạ tầng hiện tại có đáp ứng được nhu cầu chuyên môn của đơn vị không?</w:t>
+        <w:t xml:space="preserve">Cơ sở hạ tầng hiện tại có đáp ứng được nhu cầu chuyên môn của đơn vị không?</w:t>
       </w:r>
     </w:p>
     <w:p>
@@ -2505,7 +2505,7 @@
           <w:lang w:val="de-DE"/>
         </w:rPr>
         <w:tab/>
-        <w:t xml:space="preserve">     </w:t>
+        <w:t xml:space="preserve"> </w:t>
       </w:r>
       <w:r>
         <w:rPr>
@@ -2516,7 +2516,7 @@
           <w:lang w:val="de-DE"/>
         </w:rPr>
         <w:tab/>
-        <w:t>Đáp ứng trung bìn</w:t>
+        <w:t xml:space="preserve">Đáp ứng trung bìn</w:t>
       </w:r>
       <w:r>
         <w:rPr>
@@ -2560,7 +2560,7 @@
           <w:szCs w:val="26"/>
           <w:lang w:val="de-DE"/>
         </w:rPr>
-        <w:t>Giải thích cho việc đánh giá mức độ đáp ứng trên:</w:t>
+        <w:t xml:space="preserve">Giải thích cho việc đánh giá mức độ đáp ứng trên:</w:t>
       </w:r>
     </w:p>
     <w:p>
@@ -2582,7 +2582,7 @@
           <w:sz w:val="26"/>
           <w:szCs w:val="26"/>
         </w:rPr>
-        <w:t>…………………………………………………………………………………………</w:t>
+        <w:t xml:space="preserve">…………………………………………………………………………………………</w:t>
       </w:r>
     </w:p>
     <w:p>
@@ -2604,7 +2604,7 @@
           <w:sz w:val="26"/>
           <w:szCs w:val="26"/>
         </w:rPr>
-        <w:t>…………………………………………………………………………………………</w:t>
+        <w:t xml:space="preserve">…………………………………………………………………………………………</w:t>
       </w:r>
     </w:p>
     <w:p>
@@ -2626,7 +2626,7 @@
           <w:sz w:val="26"/>
           <w:szCs w:val="26"/>
         </w:rPr>
-        <w:t>…………………………………………………………………………………………</w:t>
+        <w:t xml:space="preserve">…………………………………………………………………………………………</w:t>
       </w:r>
     </w:p>
     <w:p>
@@ -2654,7 +2654,7 @@
           <w:sz w:val="26"/>
           <w:szCs w:val="26"/>
         </w:rPr>
-        <w:t>Mô</w:t>
+        <w:t xml:space="preserve">Mô</w:t>
       </w:r>
       <w:proofErr w:type="spellEnd"/>
       <w:r>
@@ -2676,7 +2676,7 @@
           <w:sz w:val="26"/>
           <w:szCs w:val="26"/>
         </w:rPr>
-        <w:t>tả</w:t>
+        <w:t xml:space="preserve">tả</w:t>
       </w:r>
       <w:proofErr w:type="spellEnd"/>
       <w:r>
@@ -2698,7 +2698,7 @@
           <w:sz w:val="26"/>
           <w:szCs w:val="26"/>
         </w:rPr>
-        <w:t>tóm</w:t>
+        <w:t xml:space="preserve">tóm</w:t>
       </w:r>
       <w:proofErr w:type="spellEnd"/>
       <w:r>
@@ -2720,7 +2720,7 @@
           <w:sz w:val="26"/>
           <w:szCs w:val="26"/>
         </w:rPr>
-        <w:t>tắt</w:t>
+        <w:t xml:space="preserve">tắt</w:t>
       </w:r>
       <w:proofErr w:type="spellEnd"/>
       <w:r>
@@ -2742,7 +2742,7 @@
           <w:sz w:val="26"/>
           <w:szCs w:val="26"/>
         </w:rPr>
-        <w:t>thực</w:t>
+        <w:t xml:space="preserve">thực</w:t>
       </w:r>
       <w:proofErr w:type="spellEnd"/>
       <w:r>
@@ -2764,7 +2764,7 @@
           <w:sz w:val="26"/>
           <w:szCs w:val="26"/>
         </w:rPr>
-        <w:t>trạng</w:t>
+        <w:t xml:space="preserve">trạng</w:t>
       </w:r>
       <w:proofErr w:type="spellEnd"/>
       <w:r>
@@ -2786,7 +2786,7 @@
           <w:sz w:val="26"/>
           <w:szCs w:val="26"/>
         </w:rPr>
-        <w:t>cơ</w:t>
+        <w:t xml:space="preserve">cơ</w:t>
       </w:r>
       <w:proofErr w:type="spellEnd"/>
       <w:r>
@@ -2808,7 +2808,7 @@
           <w:sz w:val="26"/>
           <w:szCs w:val="26"/>
         </w:rPr>
-        <w:t>sở</w:t>
+        <w:t xml:space="preserve">sở</w:t>
       </w:r>
       <w:proofErr w:type="spellEnd"/>
       <w:r>
@@ -2830,7 +2830,7 @@
           <w:sz w:val="26"/>
           <w:szCs w:val="26"/>
         </w:rPr>
-        <w:t>hạ</w:t>
+        <w:t xml:space="preserve">hạ</w:t>
       </w:r>
       <w:proofErr w:type="spellEnd"/>
       <w:r>
@@ -2852,7 +2852,7 @@
           <w:sz w:val="26"/>
           <w:szCs w:val="26"/>
         </w:rPr>
-        <w:t>tầng</w:t>
+        <w:t xml:space="preserve">tầng</w:t>
       </w:r>
       <w:proofErr w:type="spellEnd"/>
       <w:r>
@@ -2874,7 +2874,7 @@
           <w:sz w:val="26"/>
           <w:szCs w:val="26"/>
         </w:rPr>
-        <w:t>của</w:t>
+        <w:t xml:space="preserve">của</w:t>
       </w:r>
       <w:proofErr w:type="spellEnd"/>
       <w:r>
@@ -2907,7 +2907,7 @@
           <w:sz w:val="26"/>
           <w:szCs w:val="26"/>
         </w:rPr>
-        <w:t>…………………………………………………………………………………………</w:t>
+        <w:t xml:space="preserve">…………………………………………………………………………………………</w:t>
       </w:r>
     </w:p>
     <w:p>
@@ -2929,7 +2929,7 @@
           <w:sz w:val="26"/>
           <w:szCs w:val="26"/>
         </w:rPr>
-        <w:t>…………………………………………………………………………………………</w:t>
+        <w:t xml:space="preserve">…………………………………………………………………………………………</w:t>
       </w:r>
     </w:p>
     <w:p>
@@ -2951,7 +2951,7 @@
           <w:sz w:val="26"/>
           <w:szCs w:val="26"/>
         </w:rPr>
-        <w:t>…………………………………………………………………………………………</w:t>
+        <w:t xml:space="preserve">…………………………………………………………………………………………</w:t>
       </w:r>
     </w:p>
     <w:p>
@@ -2973,7 +2973,7 @@
           <w:sz w:val="26"/>
           <w:szCs w:val="26"/>
         </w:rPr>
-        <w:t>…………………………………………………………………………………………</w:t>
+        <w:t xml:space="preserve">…………………………………………………………………………………………</w:t>
       </w:r>
     </w:p>
     <w:p>
@@ -2995,7 +2995,7 @@
           <w:sz w:val="26"/>
           <w:szCs w:val="26"/>
         </w:rPr>
-        <w:t>…………………………………………………………………………………………</w:t>
+        <w:t xml:space="preserve">…………………………………………………………………………………………</w:t>
       </w:r>
     </w:p>
     <w:p>
@@ -3023,7 +3023,7 @@
           <w:sz w:val="26"/>
           <w:szCs w:val="26"/>
         </w:rPr>
-        <w:t>Liệt</w:t>
+        <w:t xml:space="preserve">Liệt</w:t>
       </w:r>
       <w:proofErr w:type="spellEnd"/>
       <w:r>
@@ -3045,7 +3045,7 @@
           <w:sz w:val="26"/>
           <w:szCs w:val="26"/>
         </w:rPr>
-        <w:t>kê</w:t>
+        <w:t xml:space="preserve">kê</w:t>
       </w:r>
       <w:proofErr w:type="spellEnd"/>
       <w:r>
@@ -3067,7 +3067,7 @@
           <w:sz w:val="26"/>
           <w:szCs w:val="26"/>
         </w:rPr>
-        <w:t>các</w:t>
+        <w:t xml:space="preserve">các</w:t>
       </w:r>
       <w:proofErr w:type="spellEnd"/>
       <w:r>
@@ -3089,7 +3089,7 @@
           <w:sz w:val="26"/>
           <w:szCs w:val="26"/>
         </w:rPr>
-        <w:t>trang</w:t>
+        <w:t xml:space="preserve">trang</w:t>
       </w:r>
       <w:proofErr w:type="spellEnd"/>
       <w:r>
@@ -3111,7 +3111,7 @@
           <w:sz w:val="26"/>
           <w:szCs w:val="26"/>
         </w:rPr>
-        <w:t>thiết</w:t>
+        <w:t xml:space="preserve">thiết</w:t>
       </w:r>
       <w:proofErr w:type="spellEnd"/>
       <w:r>
@@ -3133,7 +3133,7 @@
           <w:sz w:val="26"/>
           <w:szCs w:val="26"/>
         </w:rPr>
-        <w:t>bị</w:t>
+        <w:t xml:space="preserve">bị</w:t>
       </w:r>
       <w:proofErr w:type="spellEnd"/>
       <w:r>
@@ -3155,7 +3155,7 @@
           <w:sz w:val="26"/>
           <w:szCs w:val="26"/>
         </w:rPr>
-        <w:t>hiện</w:t>
+        <w:t xml:space="preserve">hiện</w:t>
       </w:r>
       <w:proofErr w:type="spellEnd"/>
       <w:r>
@@ -3177,7 +3177,7 @@
           <w:sz w:val="26"/>
           <w:szCs w:val="26"/>
         </w:rPr>
-        <w:t>có</w:t>
+        <w:t xml:space="preserve">có</w:t>
       </w:r>
       <w:proofErr w:type="spellEnd"/>
       <w:r>
@@ -3199,7 +3199,7 @@
           <w:sz w:val="26"/>
           <w:szCs w:val="26"/>
         </w:rPr>
-        <w:t>liên</w:t>
+        <w:t xml:space="preserve">liên</w:t>
       </w:r>
       <w:proofErr w:type="spellEnd"/>
       <w:r>
@@ -3221,7 +3221,7 @@
           <w:sz w:val="26"/>
           <w:szCs w:val="26"/>
         </w:rPr>
-        <w:t>quan</w:t>
+        <w:t xml:space="preserve">quan</w:t>
       </w:r>
       <w:proofErr w:type="spellEnd"/>
       <w:r>
@@ -3243,7 +3243,7 @@
           <w:sz w:val="26"/>
           <w:szCs w:val="26"/>
         </w:rPr>
-        <w:t>đến</w:t>
+        <w:t xml:space="preserve">đến</w:t>
       </w:r>
       <w:proofErr w:type="spellEnd"/>
       <w:r>
@@ -3265,7 +3265,7 @@
           <w:sz w:val="26"/>
           <w:szCs w:val="26"/>
         </w:rPr>
-        <w:t>chuyển</w:t>
+        <w:t xml:space="preserve">chuyển</w:t>
       </w:r>
       <w:proofErr w:type="spellEnd"/>
       <w:r>
@@ -3287,7 +3287,7 @@
           <w:sz w:val="26"/>
           <w:szCs w:val="26"/>
         </w:rPr>
-        <w:t>giao</w:t>
+        <w:t xml:space="preserve">giao</w:t>
       </w:r>
       <w:proofErr w:type="spellEnd"/>
       <w:r>
@@ -3309,7 +3309,7 @@
           <w:sz w:val="26"/>
           <w:szCs w:val="26"/>
         </w:rPr>
-        <w:t>kỹ</w:t>
+        <w:t xml:space="preserve">kỹ</w:t>
       </w:r>
       <w:proofErr w:type="spellEnd"/>
       <w:r>
@@ -3331,7 +3331,7 @@
           <w:sz w:val="26"/>
           <w:szCs w:val="26"/>
         </w:rPr>
-        <w:t>thuật</w:t>
+        <w:t xml:space="preserve">thuật</w:t>
       </w:r>
       <w:proofErr w:type="spellEnd"/>
       <w:r>
@@ -3353,7 +3353,7 @@
           <w:sz w:val="26"/>
           <w:szCs w:val="26"/>
         </w:rPr>
-        <w:t>tại</w:t>
+        <w:t xml:space="preserve">tại</w:t>
       </w:r>
       <w:proofErr w:type="spellEnd"/>
       <w:r>
@@ -3435,7 +3435,7 @@
                 <w:sz w:val="26"/>
                 <w:szCs w:val="26"/>
               </w:rPr>
-              <w:t>Stt</w:t>
+              <w:t xml:space="preserve">Stt</w:t>
             </w:r>
             <w:proofErr w:type="spellEnd"/>
           </w:p>
@@ -3467,7 +3467,7 @@
                 <w:sz w:val="26"/>
                 <w:szCs w:val="26"/>
               </w:rPr>
-              <w:t>Tên</w:t>
+              <w:t xml:space="preserve">Tên</w:t>
             </w:r>
             <w:proofErr w:type="spellEnd"/>
             <w:r>
@@ -3489,7 +3489,7 @@
                 <w:sz w:val="26"/>
                 <w:szCs w:val="26"/>
               </w:rPr>
-              <w:t>trang</w:t>
+              <w:t xml:space="preserve">trang</w:t>
             </w:r>
             <w:proofErr w:type="spellEnd"/>
             <w:r>
@@ -3511,7 +3511,7 @@
                 <w:sz w:val="26"/>
                 <w:szCs w:val="26"/>
               </w:rPr>
-              <w:t>thiết</w:t>
+              <w:t xml:space="preserve">thiết</w:t>
             </w:r>
             <w:proofErr w:type="spellEnd"/>
             <w:r>
@@ -3533,7 +3533,7 @@
                 <w:sz w:val="26"/>
                 <w:szCs w:val="26"/>
               </w:rPr>
-              <w:t>bị</w:t>
+              <w:t xml:space="preserve">bị</w:t>
             </w:r>
             <w:proofErr w:type="spellEnd"/>
           </w:p>
@@ -3565,7 +3565,7 @@
                 <w:sz w:val="26"/>
                 <w:szCs w:val="26"/>
               </w:rPr>
-              <w:t>Hãng</w:t>
+              <w:t xml:space="preserve">Hãng</w:t>
             </w:r>
             <w:proofErr w:type="spellEnd"/>
             <w:r>
@@ -3587,7 +3587,7 @@
                 <w:sz w:val="26"/>
                 <w:szCs w:val="26"/>
               </w:rPr>
-              <w:t>sản</w:t>
+              <w:t xml:space="preserve">sản</w:t>
             </w:r>
             <w:proofErr w:type="spellEnd"/>
             <w:r>
@@ -3609,7 +3609,7 @@
                 <w:sz w:val="26"/>
                 <w:szCs w:val="26"/>
               </w:rPr>
-              <w:t>xuất</w:t>
+              <w:t xml:space="preserve">xuất</w:t>
             </w:r>
             <w:proofErr w:type="spellEnd"/>
           </w:p>
@@ -3641,7 +3641,7 @@
                 <w:sz w:val="26"/>
                 <w:szCs w:val="26"/>
               </w:rPr>
-              <w:t>Tình</w:t>
+              <w:t xml:space="preserve">Tình</w:t>
             </w:r>
             <w:proofErr w:type="spellEnd"/>
             <w:r>
@@ -3663,7 +3663,7 @@
                 <w:sz w:val="26"/>
                 <w:szCs w:val="26"/>
               </w:rPr>
-              <w:t>trạng</w:t>
+              <w:t xml:space="preserve">trạng</w:t>
             </w:r>
             <w:proofErr w:type="spellEnd"/>
             <w:r>
@@ -3685,7 +3685,7 @@
                 <w:sz w:val="26"/>
                 <w:szCs w:val="26"/>
               </w:rPr>
-              <w:t>hoạt</w:t>
+              <w:t xml:space="preserve">hoạt</w:t>
             </w:r>
             <w:proofErr w:type="spellEnd"/>
             <w:r>
@@ -3707,7 +3707,7 @@
                 <w:sz w:val="26"/>
                 <w:szCs w:val="26"/>
               </w:rPr>
-              <w:t>động</w:t>
+              <w:t xml:space="preserve">động</w:t>
             </w:r>
             <w:proofErr w:type="spellEnd"/>
             <w:r>
@@ -3741,7 +3741,7 @@
                 <w:sz w:val="26"/>
                 <w:szCs w:val="26"/>
               </w:rPr>
-              <w:t>(</w:t>
+              <w:t xml:space="preserve">(</w:t>
             </w:r>
             <w:proofErr w:type="spellStart"/>
             <w:proofErr w:type="gramStart"/>
@@ -3753,7 +3753,7 @@
                 <w:sz w:val="26"/>
                 <w:szCs w:val="26"/>
               </w:rPr>
-              <w:t>ghi</w:t>
+              <w:t xml:space="preserve">ghi</w:t>
             </w:r>
             <w:proofErr w:type="spellEnd"/>
             <w:proofErr w:type="gramEnd"/>
@@ -3776,7 +3776,7 @@
                 <w:sz w:val="26"/>
                 <w:szCs w:val="26"/>
               </w:rPr>
-              <w:t>số</w:t>
+              <w:t xml:space="preserve">số</w:t>
             </w:r>
             <w:proofErr w:type="spellEnd"/>
             <w:r>
@@ -3798,7 +3798,7 @@
                 <w:sz w:val="26"/>
                 <w:szCs w:val="26"/>
               </w:rPr>
-              <w:t>lượng</w:t>
+              <w:t xml:space="preserve">lượng</w:t>
             </w:r>
             <w:proofErr w:type="spellEnd"/>
             <w:r>
@@ -3809,7 +3809,7 @@
                 <w:sz w:val="26"/>
                 <w:szCs w:val="26"/>
               </w:rPr>
-              <w:t>)</w:t>
+              <w:t xml:space="preserve">)</w:t>
             </w:r>
           </w:p>
         </w:tc>
@@ -3840,7 +3840,7 @@
                 <w:sz w:val="26"/>
                 <w:szCs w:val="26"/>
               </w:rPr>
-              <w:t>Đáp</w:t>
+              <w:t xml:space="preserve">Đáp</w:t>
             </w:r>
             <w:proofErr w:type="spellEnd"/>
             <w:r>
@@ -3862,7 +3862,7 @@
                 <w:sz w:val="26"/>
                 <w:szCs w:val="26"/>
               </w:rPr>
-              <w:t>ứng</w:t>
+              <w:t xml:space="preserve">ứng</w:t>
             </w:r>
             <w:proofErr w:type="spellEnd"/>
             <w:r>
@@ -3884,7 +3884,7 @@
                 <w:sz w:val="26"/>
                 <w:szCs w:val="26"/>
               </w:rPr>
-              <w:t>được</w:t>
+              <w:t xml:space="preserve">được</w:t>
             </w:r>
             <w:proofErr w:type="spellEnd"/>
             <w:r>
@@ -3906,7 +3906,7 @@
                 <w:sz w:val="26"/>
                 <w:szCs w:val="26"/>
               </w:rPr>
-              <w:t>nhu</w:t>
+              <w:t xml:space="preserve">nhu</w:t>
             </w:r>
             <w:proofErr w:type="spellEnd"/>
             <w:r>
@@ -3928,7 +3928,7 @@
                 <w:sz w:val="26"/>
                 <w:szCs w:val="26"/>
               </w:rPr>
-              <w:t>cầu</w:t>
+              <w:t xml:space="preserve">cầu</w:t>
             </w:r>
             <w:proofErr w:type="spellEnd"/>
             <w:r>
@@ -3950,7 +3950,7 @@
                 <w:sz w:val="26"/>
                 <w:szCs w:val="26"/>
               </w:rPr>
-              <w:t>sử</w:t>
+              <w:t xml:space="preserve">sử</w:t>
             </w:r>
             <w:proofErr w:type="spellEnd"/>
             <w:r>
@@ -3972,7 +3972,7 @@
                 <w:sz w:val="26"/>
                 <w:szCs w:val="26"/>
               </w:rPr>
-              <w:t>dụng</w:t>
+              <w:t xml:space="preserve">dụng</w:t>
             </w:r>
             <w:proofErr w:type="spellEnd"/>
           </w:p>
@@ -4065,7 +4065,7 @@
                 <w:sz w:val="24"/>
                 <w:szCs w:val="24"/>
               </w:rPr>
-              <w:t>Tốt</w:t>
+              <w:t xml:space="preserve">Tốt</w:t>
             </w:r>
             <w:proofErr w:type="spellEnd"/>
           </w:p>
@@ -4094,7 +4094,7 @@
                 <w:sz w:val="24"/>
                 <w:szCs w:val="24"/>
               </w:rPr>
-              <w:t>Kém</w:t>
+              <w:t xml:space="preserve">Kém</w:t>
             </w:r>
             <w:proofErr w:type="spellEnd"/>
           </w:p>
@@ -4125,7 +4125,7 @@
                 <w:sz w:val="24"/>
                 <w:szCs w:val="24"/>
               </w:rPr>
-              <w:t>Không</w:t>
+              <w:t xml:space="preserve">Không</w:t>
             </w:r>
             <w:proofErr w:type="spellEnd"/>
             <w:r>
@@ -4145,7 +4145,7 @@
                 <w:sz w:val="24"/>
                 <w:szCs w:val="24"/>
               </w:rPr>
-              <w:t>hoạt</w:t>
+              <w:t xml:space="preserve">hoạt</w:t>
             </w:r>
             <w:proofErr w:type="spellEnd"/>
             <w:r>
@@ -4165,7 +4165,7 @@
                 <w:sz w:val="24"/>
                 <w:szCs w:val="24"/>
               </w:rPr>
-              <w:t>động</w:t>
+              <w:t xml:space="preserve">động</w:t>
             </w:r>
             <w:proofErr w:type="spellEnd"/>
             <w:r>
@@ -4185,7 +4185,7 @@
                 <w:sz w:val="24"/>
                 <w:szCs w:val="24"/>
               </w:rPr>
-              <w:t>lý</w:t>
+              <w:t xml:space="preserve">lý</w:t>
             </w:r>
             <w:proofErr w:type="spellEnd"/>
             <w:r>
@@ -4223,7 +4223,7 @@
                 <w:sz w:val="24"/>
                 <w:szCs w:val="24"/>
               </w:rPr>
-              <w:t>Có</w:t>
+              <w:t xml:space="preserve">Có</w:t>
             </w:r>
             <w:proofErr w:type="spellEnd"/>
           </w:p>
@@ -4252,7 +4252,7 @@
                 <w:sz w:val="24"/>
                 <w:szCs w:val="24"/>
               </w:rPr>
-              <w:t>Không</w:t>
+              <w:t xml:space="preserve">Không</w:t>
             </w:r>
             <w:proofErr w:type="spellEnd"/>
           </w:p>
@@ -6891,7 +6891,7 @@
           <w:sz w:val="26"/>
           <w:szCs w:val="26"/>
         </w:rPr>
-        <w:t>Thông</w:t>
+        <w:t xml:space="preserve">Thông</w:t>
       </w:r>
       <w:proofErr w:type="spellEnd"/>
       <w:r>
@@ -6913,7 +6913,7 @@
           <w:sz w:val="26"/>
           <w:szCs w:val="26"/>
         </w:rPr>
-        <w:t>tình</w:t>
+        <w:t xml:space="preserve">tình</w:t>
       </w:r>
       <w:proofErr w:type="spellEnd"/>
       <w:r>
@@ -6935,7 +6935,7 @@
           <w:sz w:val="26"/>
           <w:szCs w:val="26"/>
         </w:rPr>
-        <w:t>hình</w:t>
+        <w:t xml:space="preserve">hình</w:t>
       </w:r>
       <w:proofErr w:type="spellEnd"/>
       <w:r>
@@ -6957,7 +6957,7 @@
           <w:sz w:val="26"/>
           <w:szCs w:val="26"/>
         </w:rPr>
-        <w:t>hoạt</w:t>
+        <w:t xml:space="preserve">hoạt</w:t>
       </w:r>
       <w:proofErr w:type="spellEnd"/>
       <w:r>
@@ -6979,7 +6979,7 @@
           <w:sz w:val="26"/>
           <w:szCs w:val="26"/>
         </w:rPr>
-        <w:t>động</w:t>
+        <w:t xml:space="preserve">động</w:t>
       </w:r>
       <w:proofErr w:type="spellEnd"/>
       <w:r>
@@ -7001,7 +7001,7 @@
           <w:sz w:val="26"/>
           <w:szCs w:val="26"/>
         </w:rPr>
-        <w:t>chuyên</w:t>
+        <w:t xml:space="preserve">chuyên</w:t>
       </w:r>
       <w:proofErr w:type="spellEnd"/>
       <w:r>
@@ -7023,7 +7023,7 @@
           <w:sz w:val="26"/>
           <w:szCs w:val="26"/>
         </w:rPr>
-        <w:t>môn</w:t>
+        <w:t xml:space="preserve">môn</w:t>
       </w:r>
       <w:proofErr w:type="spellEnd"/>
       <w:r>
@@ -7045,7 +7045,7 @@
           <w:sz w:val="26"/>
           <w:szCs w:val="26"/>
         </w:rPr>
-        <w:t>của</w:t>
+        <w:t xml:space="preserve">của</w:t>
       </w:r>
       <w:proofErr w:type="spellEnd"/>
       <w:r>
@@ -7067,7 +7067,7 @@
           <w:sz w:val="26"/>
           <w:szCs w:val="26"/>
         </w:rPr>
-        <w:t>đơn</w:t>
+        <w:t xml:space="preserve">đơn</w:t>
       </w:r>
       <w:proofErr w:type="spellEnd"/>
       <w:r>
@@ -7089,7 +7089,7 @@
           <w:sz w:val="26"/>
           <w:szCs w:val="26"/>
         </w:rPr>
-        <w:t>vị</w:t>
+        <w:t xml:space="preserve">vị</w:t>
       </w:r>
       <w:proofErr w:type="spellEnd"/>
       <w:r>
@@ -7100,7 +7100,7 @@
           <w:sz w:val="26"/>
           <w:szCs w:val="26"/>
         </w:rPr>
-        <w:t>:</w:t>
+        <w:t xml:space="preserve">:</w:t>
       </w:r>
     </w:p>
     <w:p>
@@ -7127,7 +7127,7 @@
           <w:sz w:val="26"/>
           <w:szCs w:val="26"/>
         </w:rPr>
-        <w:t>Tình</w:t>
+        <w:t xml:space="preserve">Tình</w:t>
       </w:r>
       <w:proofErr w:type="spellEnd"/>
       <w:r>
@@ -7147,7 +7147,7 @@
           <w:sz w:val="26"/>
           <w:szCs w:val="26"/>
         </w:rPr>
-        <w:t>hình</w:t>
+        <w:t xml:space="preserve">hình</w:t>
       </w:r>
       <w:proofErr w:type="spellEnd"/>
       <w:r>
@@ -7167,7 +7167,7 @@
           <w:sz w:val="26"/>
           <w:szCs w:val="26"/>
         </w:rPr>
-        <w:t>chẩn</w:t>
+        <w:t xml:space="preserve">chẩn</w:t>
       </w:r>
       <w:proofErr w:type="spellEnd"/>
       <w:r>
@@ -7187,7 +7187,7 @@
           <w:sz w:val="26"/>
           <w:szCs w:val="26"/>
         </w:rPr>
-        <w:t>đoán</w:t>
+        <w:t xml:space="preserve">đoán</w:t>
       </w:r>
       <w:proofErr w:type="spellEnd"/>
       <w:r>
@@ -7207,7 +7207,7 @@
           <w:sz w:val="26"/>
           <w:szCs w:val="26"/>
         </w:rPr>
-        <w:t>xử</w:t>
+        <w:t xml:space="preserve">xử</w:t>
       </w:r>
       <w:proofErr w:type="spellEnd"/>
       <w:r>
@@ -7227,7 +7227,7 @@
           <w:sz w:val="26"/>
           <w:szCs w:val="26"/>
         </w:rPr>
-        <w:t>trí</w:t>
+        <w:t xml:space="preserve">trí</w:t>
       </w:r>
       <w:proofErr w:type="spellEnd"/>
       <w:r>
@@ -7247,7 +7247,7 @@
           <w:sz w:val="26"/>
           <w:szCs w:val="26"/>
         </w:rPr>
-        <w:t>các</w:t>
+        <w:t xml:space="preserve">các</w:t>
       </w:r>
       <w:proofErr w:type="spellEnd"/>
       <w:r>
@@ -7267,7 +7267,7 @@
           <w:sz w:val="26"/>
           <w:szCs w:val="26"/>
         </w:rPr>
-        <w:t>bệnh</w:t>
+        <w:t xml:space="preserve">bệnh</w:t>
       </w:r>
       <w:proofErr w:type="spellEnd"/>
       <w:r>
@@ -7287,7 +7287,7 @@
           <w:sz w:val="26"/>
           <w:szCs w:val="26"/>
         </w:rPr>
-        <w:t>tại</w:t>
+        <w:t xml:space="preserve">tại</w:t>
       </w:r>
       <w:proofErr w:type="spellEnd"/>
       <w:r>
@@ -7307,7 +7307,7 @@
           <w:sz w:val="26"/>
           <w:szCs w:val="26"/>
         </w:rPr>
-        <w:t>phòng</w:t>
+        <w:t xml:space="preserve">phòng</w:t>
       </w:r>
       <w:proofErr w:type="spellEnd"/>
       <w:r>
@@ -7327,7 +7327,7 @@
           <w:sz w:val="26"/>
           <w:szCs w:val="26"/>
         </w:rPr>
-        <w:t>của</w:t>
+        <w:t xml:space="preserve">của</w:t>
       </w:r>
       <w:proofErr w:type="spellEnd"/>
       <w:r>
@@ -7347,7 +7347,7 @@
           <w:sz w:val="26"/>
           <w:szCs w:val="26"/>
         </w:rPr>
-        <w:t>chị</w:t>
+        <w:t xml:space="preserve">chị</w:t>
       </w:r>
       <w:proofErr w:type="spellEnd"/>
       <w:r>
@@ -7357,7 +7357,7 @@
           <w:sz w:val="26"/>
           <w:szCs w:val="26"/>
         </w:rPr>
-        <w:t>?</w:t>
+        <w:t xml:space="preserve">?</w:t>
       </w:r>
     </w:p>
     <w:p>
@@ -7381,7 +7381,7 @@
           <w:sz w:val="26"/>
           <w:szCs w:val="26"/>
         </w:rPr>
-        <w:t>Cách</w:t>
+        <w:t xml:space="preserve">Cách</w:t>
       </w:r>
       <w:proofErr w:type="spellEnd"/>
       <w:r>
@@ -7403,7 +7403,7 @@
           <w:sz w:val="26"/>
           <w:szCs w:val="26"/>
         </w:rPr>
-        <w:t>thức</w:t>
+        <w:t xml:space="preserve">thức</w:t>
       </w:r>
       <w:proofErr w:type="spellEnd"/>
       <w:r>
@@ -7425,7 +7425,7 @@
           <w:sz w:val="26"/>
           <w:szCs w:val="26"/>
         </w:rPr>
-        <w:t>thực</w:t>
+        <w:t xml:space="preserve">thực</w:t>
       </w:r>
       <w:proofErr w:type="spellEnd"/>
       <w:r>
@@ -7447,7 +7447,7 @@
           <w:sz w:val="26"/>
           <w:szCs w:val="26"/>
         </w:rPr>
-        <w:t>hiện</w:t>
+        <w:t xml:space="preserve">hiện</w:t>
       </w:r>
       <w:proofErr w:type="spellEnd"/>
       <w:r>
@@ -7469,7 +7469,7 @@
           <w:sz w:val="26"/>
           <w:szCs w:val="26"/>
         </w:rPr>
-        <w:t>Cán</w:t>
+        <w:t xml:space="preserve">Cán</w:t>
       </w:r>
       <w:proofErr w:type="spellEnd"/>
       <w:r>
@@ -7491,7 +7491,7 @@
           <w:sz w:val="26"/>
           <w:szCs w:val="26"/>
         </w:rPr>
-        <w:t>bộ</w:t>
+        <w:t xml:space="preserve">bộ</w:t>
       </w:r>
       <w:proofErr w:type="spellEnd"/>
       <w:r>
@@ -7513,7 +7513,7 @@
           <w:sz w:val="26"/>
           <w:szCs w:val="26"/>
         </w:rPr>
-        <w:t>nhân</w:t>
+        <w:t xml:space="preserve">nhân</w:t>
       </w:r>
       <w:proofErr w:type="spellEnd"/>
       <w:r>
@@ -7535,7 +7535,7 @@
           <w:sz w:val="26"/>
           <w:szCs w:val="26"/>
         </w:rPr>
-        <w:t>viên</w:t>
+        <w:t xml:space="preserve">viên</w:t>
       </w:r>
       <w:proofErr w:type="spellEnd"/>
       <w:r>
@@ -7557,7 +7557,7 @@
           <w:sz w:val="26"/>
           <w:szCs w:val="26"/>
         </w:rPr>
-        <w:t>trong</w:t>
+        <w:t xml:space="preserve">trong</w:t>
       </w:r>
       <w:proofErr w:type="spellEnd"/>
       <w:r>
@@ -7579,7 +7579,7 @@
           <w:sz w:val="26"/>
           <w:szCs w:val="26"/>
         </w:rPr>
-        <w:t>phòng</w:t>
+        <w:t xml:space="preserve">phòng</w:t>
       </w:r>
       <w:proofErr w:type="spellEnd"/>
       <w:r>
@@ -7601,7 +7601,7 @@
           <w:sz w:val="26"/>
           <w:szCs w:val="26"/>
         </w:rPr>
-        <w:t>thảo</w:t>
+        <w:t xml:space="preserve">thảo</w:t>
       </w:r>
       <w:proofErr w:type="spellEnd"/>
       <w:r>
@@ -7623,7 +7623,7 @@
           <w:sz w:val="26"/>
           <w:szCs w:val="26"/>
         </w:rPr>
-        <w:t>luận</w:t>
+        <w:t xml:space="preserve">luận</w:t>
       </w:r>
       <w:proofErr w:type="spellEnd"/>
       <w:r>
@@ -7645,7 +7645,7 @@
           <w:sz w:val="26"/>
           <w:szCs w:val="26"/>
         </w:rPr>
-        <w:t>thống</w:t>
+        <w:t xml:space="preserve">thống</w:t>
       </w:r>
       <w:proofErr w:type="spellEnd"/>
       <w:r>
@@ -7667,7 +7667,7 @@
           <w:sz w:val="26"/>
           <w:szCs w:val="26"/>
         </w:rPr>
-        <w:t>nhất</w:t>
+        <w:t xml:space="preserve">nhất</w:t>
       </w:r>
       <w:proofErr w:type="spellEnd"/>
       <w:r>
@@ -7689,7 +7689,7 @@
           <w:sz w:val="26"/>
           <w:szCs w:val="26"/>
         </w:rPr>
-        <w:t>và</w:t>
+        <w:t xml:space="preserve">và</w:t>
       </w:r>
       <w:proofErr w:type="spellEnd"/>
       <w:r>
@@ -7711,7 +7711,7 @@
           <w:sz w:val="26"/>
           <w:szCs w:val="26"/>
         </w:rPr>
-        <w:t>lãnh</w:t>
+        <w:t xml:space="preserve">lãnh</w:t>
       </w:r>
       <w:proofErr w:type="spellEnd"/>
       <w:r>
@@ -7733,7 +7733,7 @@
           <w:sz w:val="26"/>
           <w:szCs w:val="26"/>
         </w:rPr>
-        <w:t>đạo</w:t>
+        <w:t xml:space="preserve">đạo</w:t>
       </w:r>
       <w:proofErr w:type="spellEnd"/>
       <w:r>
@@ -7755,7 +7755,7 @@
           <w:sz w:val="26"/>
           <w:szCs w:val="26"/>
         </w:rPr>
-        <w:t>điền</w:t>
+        <w:t xml:space="preserve">điền</w:t>
       </w:r>
       <w:proofErr w:type="spellEnd"/>
       <w:r>
@@ -7777,7 +7777,7 @@
           <w:sz w:val="26"/>
           <w:szCs w:val="26"/>
         </w:rPr>
-        <w:t>vào</w:t>
+        <w:t xml:space="preserve">vào</w:t>
       </w:r>
       <w:proofErr w:type="spellEnd"/>
       <w:r>
@@ -7799,7 +7799,7 @@
           <w:sz w:val="26"/>
           <w:szCs w:val="26"/>
         </w:rPr>
-        <w:t>bảng</w:t>
+        <w:t xml:space="preserve">bảng</w:t>
       </w:r>
       <w:proofErr w:type="spellEnd"/>
       <w:r>
@@ -7821,7 +7821,7 @@
           <w:sz w:val="26"/>
           <w:szCs w:val="26"/>
         </w:rPr>
-        <w:t>dưới</w:t>
+        <w:t xml:space="preserve">dưới</w:t>
       </w:r>
       <w:proofErr w:type="spellEnd"/>
       <w:r>
@@ -7843,7 +7843,7 @@
           <w:sz w:val="26"/>
           <w:szCs w:val="26"/>
         </w:rPr>
-        <w:t>đây</w:t>
+        <w:t xml:space="preserve">đây</w:t>
       </w:r>
       <w:proofErr w:type="spellEnd"/>
       <w:r>
@@ -7854,7 +7854,7 @@
           <w:sz w:val="26"/>
           <w:szCs w:val="26"/>
         </w:rPr>
-        <w:t>:</w:t>
+        <w:t xml:space="preserve">:</w:t>
       </w:r>
     </w:p>
     <w:tbl>
@@ -7902,7 +7902,7 @@
                 <w:szCs w:val="26"/>
                 <w:lang w:val="pt-PT"/>
               </w:rPr>
-              <w:t>Stt</w:t>
+              <w:t xml:space="preserve">Stt</w:t>
             </w:r>
           </w:p>
         </w:tc>
@@ -7932,7 +7932,7 @@
                 <w:szCs w:val="26"/>
                 <w:lang w:val="pt-PT"/>
               </w:rPr>
-              <w:t>(A)</w:t>
+              <w:t xml:space="preserve">(A)</w:t>
             </w:r>
           </w:p>
           <w:p>
@@ -7969,7 +7969,7 @@
                 <w:u w:val="single"/>
                 <w:lang w:val="pt-PT"/>
               </w:rPr>
-              <w:t>đã chẩn đoán, xử trí</w:t>
+              <w:t xml:space="preserve">đã chẩn đoán, xử trí</w:t>
             </w:r>
             <w:r>
               <w:rPr>
@@ -8010,7 +8010,7 @@
                 <w:szCs w:val="26"/>
                 <w:lang w:val="pt-PT"/>
               </w:rPr>
-              <w:t>(AB)</w:t>
+              <w:t xml:space="preserve">(AB)</w:t>
             </w:r>
           </w:p>
           <w:p>
@@ -8047,7 +8047,7 @@
                 <w:u w:val="single"/>
                 <w:lang w:val="pt-PT"/>
               </w:rPr>
-              <w:t>đã chẩn đoán, xử trí</w:t>
+              <w:t xml:space="preserve">đã chẩn đoán, xử trí</w:t>
             </w:r>
             <w:r>
               <w:rPr>
@@ -8104,7 +8104,7 @@
                 <w:szCs w:val="26"/>
                 <w:lang w:val="pt-PT"/>
               </w:rPr>
-              <w:t>giữa A và B)</w:t>
+              <w:t xml:space="preserve">giữa A và B)</w:t>
             </w:r>
           </w:p>
         </w:tc>
@@ -8134,7 +8134,7 @@
                 <w:szCs w:val="26"/>
                 <w:lang w:val="pt-PT"/>
               </w:rPr>
-              <w:t>(B)</w:t>
+              <w:t xml:space="preserve">(B)</w:t>
             </w:r>
           </w:p>
           <w:p>
@@ -8171,7 +8171,7 @@
                 <w:u w:val="single"/>
                 <w:lang w:val="pt-PT"/>
               </w:rPr>
-              <w:t>chưa chẩn đoán, xử trí được</w:t>
+              <w:t xml:space="preserve">chưa chẩn đoán, xử trí được</w:t>
             </w:r>
             <w:r>
               <w:rPr>
@@ -9430,7 +9430,7 @@
           <w:lang w:val="pt-PT"/>
         </w:rPr>
         <w:lastRenderedPageBreak/>
-        <w:t>Các chỉ định cận lâm sàng (xét nghiệm, XQ, siêu âm, nội soi,…) thường gặp tại khoa:</w:t>
+        <w:t xml:space="preserve">Các chỉ định cận lâm sàng (xét nghiệm, XQ, siêu âm, nội soi,…) thường gặp tại khoa:</w:t>
       </w:r>
     </w:p>
     <w:p>
@@ -9495,7 +9495,7 @@
                 <w:sz w:val="26"/>
                 <w:szCs w:val="26"/>
               </w:rPr>
-              <w:t>Stt</w:t>
+              <w:t xml:space="preserve">Stt</w:t>
             </w:r>
             <w:proofErr w:type="spellEnd"/>
           </w:p>
@@ -9525,7 +9525,7 @@
                 <w:sz w:val="26"/>
                 <w:szCs w:val="26"/>
               </w:rPr>
-              <w:t>Tên</w:t>
+              <w:t xml:space="preserve">Tên</w:t>
             </w:r>
             <w:proofErr w:type="spellEnd"/>
             <w:r>
@@ -9547,7 +9547,7 @@
                 <w:sz w:val="26"/>
                 <w:szCs w:val="26"/>
               </w:rPr>
-              <w:t>chỉ</w:t>
+              <w:t xml:space="preserve">chỉ</w:t>
             </w:r>
             <w:proofErr w:type="spellEnd"/>
             <w:r>
@@ -9569,7 +9569,7 @@
                 <w:sz w:val="26"/>
                 <w:szCs w:val="26"/>
               </w:rPr>
-              <w:t>định</w:t>
+              <w:t xml:space="preserve">định</w:t>
             </w:r>
             <w:proofErr w:type="spellEnd"/>
             <w:r>
@@ -9591,7 +9591,7 @@
                 <w:sz w:val="26"/>
                 <w:szCs w:val="26"/>
               </w:rPr>
-              <w:t>cận</w:t>
+              <w:t xml:space="preserve">cận</w:t>
             </w:r>
             <w:proofErr w:type="spellEnd"/>
             <w:r>
@@ -9613,7 +9613,7 @@
                 <w:sz w:val="26"/>
                 <w:szCs w:val="26"/>
               </w:rPr>
-              <w:t>lâm</w:t>
+              <w:t xml:space="preserve">lâm</w:t>
             </w:r>
             <w:proofErr w:type="spellEnd"/>
             <w:r>
@@ -9635,7 +9635,7 @@
                 <w:sz w:val="26"/>
                 <w:szCs w:val="26"/>
               </w:rPr>
-              <w:t>sàng</w:t>
+              <w:t xml:space="preserve">sàng</w:t>
             </w:r>
             <w:proofErr w:type="spellEnd"/>
           </w:p>
@@ -9665,7 +9665,7 @@
                 <w:sz w:val="26"/>
                 <w:szCs w:val="26"/>
               </w:rPr>
-              <w:t>Số</w:t>
+              <w:t xml:space="preserve">Số</w:t>
             </w:r>
             <w:proofErr w:type="spellEnd"/>
             <w:r>
@@ -9687,7 +9687,7 @@
                 <w:sz w:val="26"/>
                 <w:szCs w:val="26"/>
               </w:rPr>
-              <w:t>lần</w:t>
+              <w:t xml:space="preserve">lần</w:t>
             </w:r>
             <w:proofErr w:type="spellEnd"/>
             <w:r>
@@ -9709,7 +9709,7 @@
                 <w:sz w:val="26"/>
                 <w:szCs w:val="26"/>
               </w:rPr>
-              <w:t>thực</w:t>
+              <w:t xml:space="preserve">thực</w:t>
             </w:r>
             <w:proofErr w:type="spellEnd"/>
             <w:r>
@@ -9731,7 +9731,7 @@
                 <w:sz w:val="26"/>
                 <w:szCs w:val="26"/>
               </w:rPr>
-              <w:t>hiện</w:t>
+              <w:t xml:space="preserve">hiện</w:t>
             </w:r>
             <w:proofErr w:type="spellEnd"/>
             <w:r>
@@ -9753,7 +9753,7 @@
                 <w:sz w:val="26"/>
                 <w:szCs w:val="26"/>
               </w:rPr>
-              <w:t>bình</w:t>
+              <w:t xml:space="preserve">bình</w:t>
             </w:r>
             <w:proofErr w:type="spellEnd"/>
             <w:r>
@@ -9775,7 +9775,7 @@
                 <w:sz w:val="26"/>
                 <w:szCs w:val="26"/>
               </w:rPr>
-              <w:t>quân</w:t>
+              <w:t xml:space="preserve">quân</w:t>
             </w:r>
             <w:proofErr w:type="spellEnd"/>
             <w:r>
@@ -9786,7 +9786,7 @@
                 <w:sz w:val="26"/>
                 <w:szCs w:val="26"/>
               </w:rPr>
-              <w:t>/</w:t>
+              <w:t xml:space="preserve">/</w:t>
             </w:r>
             <w:proofErr w:type="spellStart"/>
             <w:r>
@@ -9797,7 +9797,7 @@
                 <w:sz w:val="26"/>
                 <w:szCs w:val="26"/>
               </w:rPr>
-              <w:t>tháng</w:t>
+              <w:t xml:space="preserve">tháng</w:t>
             </w:r>
             <w:proofErr w:type="spellEnd"/>
           </w:p>
@@ -10018,7 +10018,7 @@
           <w:sz w:val="26"/>
           <w:szCs w:val="26"/>
         </w:rPr>
-        <w:t>Số</w:t>
+        <w:t xml:space="preserve">Số</w:t>
       </w:r>
       <w:proofErr w:type="spellEnd"/>
       <w:r>
@@ -10040,7 +10040,7 @@
           <w:sz w:val="26"/>
           <w:szCs w:val="26"/>
         </w:rPr>
-        <w:t>liệu</w:t>
+        <w:t xml:space="preserve">liệu</w:t>
       </w:r>
       <w:proofErr w:type="spellEnd"/>
       <w:r>
@@ -10062,7 +10062,7 @@
           <w:sz w:val="26"/>
           <w:szCs w:val="26"/>
         </w:rPr>
-        <w:t>chung</w:t>
+        <w:t xml:space="preserve">chung</w:t>
       </w:r>
       <w:proofErr w:type="spellEnd"/>
       <w:r>
@@ -10084,7 +10084,7 @@
           <w:sz w:val="26"/>
           <w:szCs w:val="26"/>
         </w:rPr>
-        <w:t>về</w:t>
+        <w:t xml:space="preserve">về</w:t>
       </w:r>
       <w:proofErr w:type="spellEnd"/>
       <w:r>
@@ -10106,7 +10106,7 @@
           <w:sz w:val="26"/>
           <w:szCs w:val="26"/>
         </w:rPr>
-        <w:t>tình</w:t>
+        <w:t xml:space="preserve">tình</w:t>
       </w:r>
       <w:proofErr w:type="spellEnd"/>
       <w:r>
@@ -10128,7 +10128,7 @@
           <w:sz w:val="26"/>
           <w:szCs w:val="26"/>
         </w:rPr>
-        <w:t>hình</w:t>
+        <w:t xml:space="preserve">hình</w:t>
       </w:r>
       <w:proofErr w:type="spellEnd"/>
       <w:r>
@@ -10150,7 +10150,7 @@
           <w:sz w:val="26"/>
           <w:szCs w:val="26"/>
         </w:rPr>
-        <w:t>bệnh</w:t>
+        <w:t xml:space="preserve">bệnh</w:t>
       </w:r>
       <w:proofErr w:type="spellEnd"/>
       <w:r>
@@ -10172,7 +10172,7 @@
           <w:sz w:val="26"/>
           <w:szCs w:val="26"/>
         </w:rPr>
-        <w:t>nhân</w:t>
+        <w:t xml:space="preserve">nhân</w:t>
       </w:r>
       <w:proofErr w:type="spellEnd"/>
       <w:r>
@@ -10194,7 +10194,7 @@
           <w:sz w:val="26"/>
           <w:szCs w:val="26"/>
         </w:rPr>
-        <w:t>khám</w:t>
+        <w:t xml:space="preserve">khám</w:t>
       </w:r>
       <w:proofErr w:type="spellEnd"/>
       <w:r>
@@ -10216,7 +10216,7 @@
           <w:sz w:val="26"/>
           <w:szCs w:val="26"/>
         </w:rPr>
-        <w:t>và</w:t>
+        <w:t xml:space="preserve">và</w:t>
       </w:r>
       <w:proofErr w:type="spellEnd"/>
       <w:r>
@@ -10238,7 +10238,7 @@
           <w:sz w:val="26"/>
           <w:szCs w:val="26"/>
         </w:rPr>
-        <w:t>điều</w:t>
+        <w:t xml:space="preserve">điều</w:t>
       </w:r>
       <w:proofErr w:type="spellEnd"/>
       <w:r>
@@ -10260,7 +10260,7 @@
           <w:sz w:val="26"/>
           <w:szCs w:val="26"/>
         </w:rPr>
-        <w:t>trị</w:t>
+        <w:t xml:space="preserve">trị</w:t>
       </w:r>
       <w:proofErr w:type="spellEnd"/>
       <w:r>
@@ -10282,7 +10282,7 @@
           <w:sz w:val="26"/>
           <w:szCs w:val="26"/>
         </w:rPr>
-        <w:t>tại</w:t>
+        <w:t xml:space="preserve">tại</w:t>
       </w:r>
       <w:proofErr w:type="spellEnd"/>
       <w:r>
@@ -10304,7 +10304,7 @@
           <w:sz w:val="26"/>
           <w:szCs w:val="26"/>
         </w:rPr>
-        <w:t>liên</w:t>
+        <w:t xml:space="preserve">liên</w:t>
       </w:r>
       <w:proofErr w:type="spellEnd"/>
       <w:r>
@@ -10326,7 +10326,7 @@
           <w:sz w:val="26"/>
           <w:szCs w:val="26"/>
         </w:rPr>
-        <w:t>quan</w:t>
+        <w:t xml:space="preserve">quan</w:t>
       </w:r>
       <w:proofErr w:type="spellEnd"/>
       <w:r>
@@ -10348,7 +10348,7 @@
           <w:sz w:val="26"/>
           <w:szCs w:val="26"/>
         </w:rPr>
-        <w:t>đến</w:t>
+        <w:t xml:space="preserve">đến</w:t>
       </w:r>
       <w:proofErr w:type="spellEnd"/>
       <w:r>
@@ -10370,7 +10370,7 @@
           <w:sz w:val="26"/>
           <w:szCs w:val="26"/>
         </w:rPr>
-        <w:t>chuyên</w:t>
+        <w:t xml:space="preserve">chuyên</w:t>
       </w:r>
       <w:proofErr w:type="spellEnd"/>
       <w:r>
@@ -10392,7 +10392,7 @@
           <w:sz w:val="26"/>
           <w:szCs w:val="26"/>
         </w:rPr>
-        <w:t>ngành</w:t>
+        <w:t xml:space="preserve">ngành</w:t>
       </w:r>
       <w:proofErr w:type="spellEnd"/>
       <w:r>
@@ -10414,7 +10414,7 @@
           <w:sz w:val="26"/>
           <w:szCs w:val="26"/>
         </w:rPr>
-        <w:t>nhận</w:t>
+        <w:t xml:space="preserve">nhận</w:t>
       </w:r>
       <w:proofErr w:type="spellEnd"/>
       <w:r>
@@ -10436,7 +10436,7 @@
           <w:sz w:val="26"/>
           <w:szCs w:val="26"/>
         </w:rPr>
-        <w:t>chuyển</w:t>
+        <w:t xml:space="preserve">chuyển</w:t>
       </w:r>
       <w:proofErr w:type="spellEnd"/>
       <w:r>
@@ -10458,7 +10458,7 @@
           <w:sz w:val="26"/>
           <w:szCs w:val="26"/>
         </w:rPr>
-        <w:t>giao</w:t>
+        <w:t xml:space="preserve">giao</w:t>
       </w:r>
       <w:proofErr w:type="spellEnd"/>
       <w:r>
@@ -10480,7 +10480,7 @@
           <w:sz w:val="26"/>
           <w:szCs w:val="26"/>
         </w:rPr>
-        <w:t>kỹ</w:t>
+        <w:t xml:space="preserve">kỹ</w:t>
       </w:r>
       <w:proofErr w:type="spellEnd"/>
       <w:r>
@@ -10502,7 +10502,7 @@
           <w:sz w:val="26"/>
           <w:szCs w:val="26"/>
         </w:rPr>
-        <w:t>thuật</w:t>
+        <w:t xml:space="preserve">thuật</w:t>
       </w:r>
       <w:proofErr w:type="spellEnd"/>
       <w:r>
@@ -10513,7 +10513,7 @@
           <w:sz w:val="26"/>
           <w:szCs w:val="26"/>
         </w:rPr>
-        <w:t>:</w:t>
+        <w:t xml:space="preserve">:</w:t>
       </w:r>
     </w:p>
     <w:tbl>
@@ -10563,7 +10563,7 @@
                 <w:sz w:val="26"/>
                 <w:szCs w:val="26"/>
               </w:rPr>
-              <w:t>Stt</w:t>
+              <w:t xml:space="preserve">Stt</w:t>
             </w:r>
             <w:proofErr w:type="spellEnd"/>
           </w:p>
@@ -10594,7 +10594,7 @@
                 <w:sz w:val="26"/>
                 <w:szCs w:val="26"/>
               </w:rPr>
-              <w:t>Nội</w:t>
+              <w:t xml:space="preserve">Nội</w:t>
             </w:r>
             <w:proofErr w:type="spellEnd"/>
             <w:r>
@@ -10635,7 +10635,7 @@
                 <w:sz w:val="26"/>
                 <w:szCs w:val="26"/>
               </w:rPr>
-              <w:t>Số</w:t>
+              <w:t xml:space="preserve">Số</w:t>
             </w:r>
             <w:proofErr w:type="spellEnd"/>
             <w:r>
@@ -10657,7 +10657,7 @@
                 <w:sz w:val="26"/>
                 <w:szCs w:val="26"/>
               </w:rPr>
-              <w:t>lượng</w:t>
+              <w:t xml:space="preserve">lượng</w:t>
             </w:r>
             <w:proofErr w:type="spellEnd"/>
             <w:r>
@@ -10737,7 +10737,7 @@
                 <w:sz w:val="26"/>
                 <w:szCs w:val="26"/>
               </w:rPr>
-              <w:t>Năm</w:t>
+              <w:t xml:space="preserve">Năm</w:t>
             </w:r>
             <w:proofErr w:type="spellEnd"/>
             <w:r>
@@ -10777,7 +10777,7 @@
                 <w:sz w:val="26"/>
                 <w:szCs w:val="26"/>
               </w:rPr>
-              <w:t>Năm</w:t>
+              <w:t xml:space="preserve">Năm</w:t>
             </w:r>
             <w:proofErr w:type="spellEnd"/>
             <w:r>
@@ -10843,7 +10843,7 @@
                 <w:sz w:val="26"/>
                 <w:szCs w:val="26"/>
               </w:rPr>
-              <w:t>Số</w:t>
+              <w:t xml:space="preserve">Số</w:t>
             </w:r>
             <w:proofErr w:type="spellEnd"/>
             <w:r>
@@ -10863,7 +10863,7 @@
                 <w:sz w:val="26"/>
                 <w:szCs w:val="26"/>
               </w:rPr>
-              <w:t>lượng</w:t>
+              <w:t xml:space="preserve">lượng</w:t>
             </w:r>
             <w:proofErr w:type="spellEnd"/>
             <w:r>
@@ -10883,7 +10883,7 @@
                 <w:sz w:val="26"/>
                 <w:szCs w:val="26"/>
               </w:rPr>
-              <w:t>bệnh</w:t>
+              <w:t xml:space="preserve">bệnh</w:t>
             </w:r>
             <w:proofErr w:type="spellEnd"/>
             <w:r>
@@ -10903,7 +10903,7 @@
                 <w:sz w:val="26"/>
                 <w:szCs w:val="26"/>
               </w:rPr>
-              <w:t>nhân</w:t>
+              <w:t xml:space="preserve">nhân</w:t>
             </w:r>
             <w:proofErr w:type="spellEnd"/>
             <w:r>
@@ -10923,7 +10923,7 @@
                 <w:sz w:val="26"/>
                 <w:szCs w:val="26"/>
               </w:rPr>
-              <w:t>đến</w:t>
+              <w:t xml:space="preserve">đến</w:t>
             </w:r>
             <w:proofErr w:type="spellEnd"/>
             <w:r>
@@ -10943,7 +10943,7 @@
                 <w:sz w:val="26"/>
                 <w:szCs w:val="26"/>
               </w:rPr>
-              <w:t>khám</w:t>
+              <w:t xml:space="preserve">khám</w:t>
             </w:r>
             <w:proofErr w:type="spellEnd"/>
             <w:r>
@@ -10963,7 +10963,7 @@
                 <w:sz w:val="26"/>
                 <w:szCs w:val="26"/>
               </w:rPr>
-              <w:t>thuộc</w:t>
+              <w:t xml:space="preserve">thuộc</w:t>
             </w:r>
             <w:proofErr w:type="spellEnd"/>
             <w:r>
@@ -10983,7 +10983,7 @@
                 <w:sz w:val="26"/>
                 <w:szCs w:val="26"/>
               </w:rPr>
-              <w:t>chuyên</w:t>
+              <w:t xml:space="preserve">chuyên</w:t>
             </w:r>
             <w:proofErr w:type="spellEnd"/>
             <w:r>
@@ -11082,7 +11082,7 @@
                 <w:sz w:val="26"/>
                 <w:szCs w:val="26"/>
               </w:rPr>
-              <w:t>Số</w:t>
+              <w:t xml:space="preserve">Số</w:t>
             </w:r>
             <w:proofErr w:type="spellEnd"/>
             <w:r>
@@ -11102,7 +11102,7 @@
                 <w:sz w:val="26"/>
                 <w:szCs w:val="26"/>
               </w:rPr>
-              <w:t>lượng</w:t>
+              <w:t xml:space="preserve">lượng</w:t>
             </w:r>
             <w:proofErr w:type="spellEnd"/>
             <w:r>
@@ -11122,7 +11122,7 @@
                 <w:sz w:val="26"/>
                 <w:szCs w:val="26"/>
               </w:rPr>
-              <w:t>bệnh</w:t>
+              <w:t xml:space="preserve">bệnh</w:t>
             </w:r>
             <w:proofErr w:type="spellEnd"/>
             <w:r>
@@ -11142,7 +11142,7 @@
                 <w:sz w:val="26"/>
                 <w:szCs w:val="26"/>
               </w:rPr>
-              <w:t>nhân</w:t>
+              <w:t xml:space="preserve">nhân</w:t>
             </w:r>
             <w:proofErr w:type="spellEnd"/>
             <w:r>
@@ -11162,7 +11162,7 @@
                 <w:sz w:val="26"/>
                 <w:szCs w:val="26"/>
               </w:rPr>
-              <w:t>điều</w:t>
+              <w:t xml:space="preserve">điều</w:t>
             </w:r>
             <w:proofErr w:type="spellEnd"/>
             <w:r>
@@ -11182,7 +11182,7 @@
                 <w:sz w:val="26"/>
                 <w:szCs w:val="26"/>
               </w:rPr>
-              <w:t>trị</w:t>
+              <w:t xml:space="preserve">trị</w:t>
             </w:r>
             <w:proofErr w:type="spellEnd"/>
             <w:r>
@@ -11202,7 +11202,7 @@
                 <w:sz w:val="26"/>
                 <w:szCs w:val="26"/>
               </w:rPr>
-              <w:t>ngoại</w:t>
+              <w:t xml:space="preserve">ngoại</w:t>
             </w:r>
             <w:proofErr w:type="spellEnd"/>
             <w:r>
@@ -11222,7 +11222,7 @@
                 <w:sz w:val="26"/>
                 <w:szCs w:val="26"/>
               </w:rPr>
-              <w:t>trú</w:t>
+              <w:t xml:space="preserve">trú</w:t>
             </w:r>
             <w:proofErr w:type="spellEnd"/>
           </w:p>
@@ -11312,7 +11312,7 @@
                 <w:sz w:val="26"/>
                 <w:szCs w:val="26"/>
               </w:rPr>
-              <w:t>Số</w:t>
+              <w:t xml:space="preserve">Số</w:t>
             </w:r>
             <w:proofErr w:type="spellEnd"/>
             <w:r>
@@ -11332,7 +11332,7 @@
                 <w:sz w:val="26"/>
                 <w:szCs w:val="26"/>
               </w:rPr>
-              <w:t>lượng</w:t>
+              <w:t xml:space="preserve">lượng</w:t>
             </w:r>
             <w:proofErr w:type="spellEnd"/>
             <w:r>
@@ -11352,7 +11352,7 @@
                 <w:sz w:val="26"/>
                 <w:szCs w:val="26"/>
               </w:rPr>
-              <w:t>bệnh</w:t>
+              <w:t xml:space="preserve">bệnh</w:t>
             </w:r>
             <w:proofErr w:type="spellEnd"/>
             <w:r>
@@ -11372,7 +11372,7 @@
                 <w:sz w:val="26"/>
                 <w:szCs w:val="26"/>
               </w:rPr>
-              <w:t>nhân</w:t>
+              <w:t xml:space="preserve">nhân</w:t>
             </w:r>
             <w:proofErr w:type="spellEnd"/>
             <w:r>
@@ -11392,7 +11392,7 @@
                 <w:sz w:val="26"/>
                 <w:szCs w:val="26"/>
               </w:rPr>
-              <w:t>điều</w:t>
+              <w:t xml:space="preserve">điều</w:t>
             </w:r>
             <w:proofErr w:type="spellEnd"/>
             <w:r>
@@ -11412,7 +11412,7 @@
                 <w:sz w:val="26"/>
                 <w:szCs w:val="26"/>
               </w:rPr>
-              <w:t>trị</w:t>
+              <w:t xml:space="preserve">trị</w:t>
             </w:r>
             <w:proofErr w:type="spellEnd"/>
             <w:r>
@@ -11432,7 +11432,7 @@
                 <w:sz w:val="26"/>
                 <w:szCs w:val="26"/>
               </w:rPr>
-              <w:t>nội</w:t>
+              <w:t xml:space="preserve">nội</w:t>
             </w:r>
             <w:proofErr w:type="spellEnd"/>
             <w:r>
@@ -11452,7 +11452,7 @@
                 <w:sz w:val="26"/>
                 <w:szCs w:val="26"/>
               </w:rPr>
-              <w:t>trú</w:t>
+              <w:t xml:space="preserve">trú</w:t>
             </w:r>
             <w:proofErr w:type="spellEnd"/>
           </w:p>
@@ -11542,7 +11542,7 @@
                 <w:sz w:val="26"/>
                 <w:szCs w:val="26"/>
               </w:rPr>
-              <w:t>Số</w:t>
+              <w:t xml:space="preserve">Số</w:t>
             </w:r>
             <w:proofErr w:type="spellEnd"/>
             <w:r>
@@ -11562,7 +11562,7 @@
                 <w:sz w:val="26"/>
                 <w:szCs w:val="26"/>
               </w:rPr>
-              <w:t>lượng</w:t>
+              <w:t xml:space="preserve">lượng</w:t>
             </w:r>
             <w:proofErr w:type="spellEnd"/>
             <w:r>
@@ -11582,7 +11582,7 @@
                 <w:sz w:val="26"/>
                 <w:szCs w:val="26"/>
               </w:rPr>
-              <w:t>bệnh</w:t>
+              <w:t xml:space="preserve">bệnh</w:t>
             </w:r>
             <w:proofErr w:type="spellEnd"/>
             <w:r>
@@ -11602,7 +11602,7 @@
                 <w:sz w:val="26"/>
                 <w:szCs w:val="26"/>
               </w:rPr>
-              <w:t>nhân</w:t>
+              <w:t xml:space="preserve">nhân</w:t>
             </w:r>
             <w:proofErr w:type="spellEnd"/>
             <w:r>
@@ -11622,7 +11622,7 @@
                 <w:sz w:val="26"/>
                 <w:szCs w:val="26"/>
               </w:rPr>
-              <w:t>chuyển</w:t>
+              <w:t xml:space="preserve">chuyển</w:t>
             </w:r>
             <w:proofErr w:type="spellEnd"/>
             <w:r>
@@ -11642,7 +11642,7 @@
                 <w:sz w:val="26"/>
                 <w:szCs w:val="26"/>
               </w:rPr>
-              <w:t>tuyến</w:t>
+              <w:t xml:space="preserve">tuyến</w:t>
             </w:r>
             <w:proofErr w:type="spellEnd"/>
           </w:p>
@@ -11732,7 +11732,7 @@
                 <w:sz w:val="26"/>
                 <w:szCs w:val="26"/>
               </w:rPr>
-              <w:t>Số</w:t>
+              <w:t xml:space="preserve">Số</w:t>
             </w:r>
             <w:proofErr w:type="spellEnd"/>
             <w:r>
@@ -11752,7 +11752,7 @@
                 <w:sz w:val="26"/>
                 <w:szCs w:val="26"/>
               </w:rPr>
-              <w:t>lượng</w:t>
+              <w:t xml:space="preserve">lượng</w:t>
             </w:r>
             <w:proofErr w:type="spellEnd"/>
             <w:r>
@@ -11772,7 +11772,7 @@
                 <w:sz w:val="26"/>
                 <w:szCs w:val="26"/>
               </w:rPr>
-              <w:t>bệnh</w:t>
+              <w:t xml:space="preserve">bệnh</w:t>
             </w:r>
             <w:proofErr w:type="spellEnd"/>
             <w:r>
@@ -11792,7 +11792,7 @@
                 <w:sz w:val="26"/>
                 <w:szCs w:val="26"/>
               </w:rPr>
-              <w:t>nhân</w:t>
+              <w:t xml:space="preserve">nhân</w:t>
             </w:r>
             <w:proofErr w:type="spellEnd"/>
             <w:r>
@@ -11812,7 +11812,7 @@
                 <w:sz w:val="26"/>
                 <w:szCs w:val="26"/>
               </w:rPr>
-              <w:t>nặng</w:t>
+              <w:t xml:space="preserve">nặng</w:t>
             </w:r>
             <w:proofErr w:type="spellEnd"/>
             <w:r>
@@ -11832,7 +11832,7 @@
                 <w:sz w:val="26"/>
                 <w:szCs w:val="26"/>
               </w:rPr>
-              <w:t>xin</w:t>
+              <w:t xml:space="preserve">xin</w:t>
             </w:r>
             <w:proofErr w:type="spellEnd"/>
             <w:r>
@@ -11852,7 +11852,7 @@
                 <w:sz w:val="26"/>
                 <w:szCs w:val="26"/>
               </w:rPr>
-              <w:t>về</w:t>
+              <w:t xml:space="preserve">về</w:t>
             </w:r>
             <w:proofErr w:type="spellEnd"/>
             <w:r>
@@ -11872,7 +11872,7 @@
                 <w:sz w:val="26"/>
                 <w:szCs w:val="26"/>
               </w:rPr>
-              <w:t>tử</w:t>
+              <w:t xml:space="preserve">tử</w:t>
             </w:r>
             <w:proofErr w:type="spellEnd"/>
             <w:r>
@@ -11892,7 +11892,7 @@
                 <w:sz w:val="26"/>
                 <w:szCs w:val="26"/>
               </w:rPr>
-              <w:t>vong</w:t>
+              <w:t xml:space="preserve">vong</w:t>
             </w:r>
             <w:proofErr w:type="spellEnd"/>
           </w:p>
@@ -11970,7 +11970,7 @@
           <w:sz w:val="26"/>
           <w:szCs w:val="26"/>
         </w:rPr>
-        <w:t>Liệt</w:t>
+        <w:t xml:space="preserve">Liệt</w:t>
       </w:r>
       <w:proofErr w:type="spellEnd"/>
       <w:r>
@@ -11992,7 +11992,7 @@
           <w:sz w:val="26"/>
           <w:szCs w:val="26"/>
         </w:rPr>
-        <w:t>kê</w:t>
+        <w:t xml:space="preserve">kê</w:t>
       </w:r>
       <w:proofErr w:type="spellEnd"/>
       <w:r>
@@ -12014,7 +12014,7 @@
           <w:sz w:val="26"/>
           <w:szCs w:val="26"/>
         </w:rPr>
-        <w:t>bệnh</w:t>
+        <w:t xml:space="preserve">bệnh</w:t>
       </w:r>
       <w:proofErr w:type="spellEnd"/>
       <w:r>
@@ -12036,7 +12036,7 @@
           <w:sz w:val="26"/>
           <w:szCs w:val="26"/>
         </w:rPr>
-        <w:t>có</w:t>
+        <w:t xml:space="preserve">có</w:t>
       </w:r>
       <w:proofErr w:type="spellEnd"/>
       <w:r>
@@ -12058,7 +12058,7 @@
           <w:sz w:val="26"/>
           <w:szCs w:val="26"/>
         </w:rPr>
-        <w:t>số</w:t>
+        <w:t xml:space="preserve">số</w:t>
       </w:r>
       <w:proofErr w:type="spellEnd"/>
       <w:r>
@@ -12080,7 +12080,7 @@
           <w:sz w:val="26"/>
           <w:szCs w:val="26"/>
         </w:rPr>
-        <w:t>lượng</w:t>
+        <w:t xml:space="preserve">lượng</w:t>
       </w:r>
       <w:proofErr w:type="spellEnd"/>
       <w:r>
@@ -12102,7 +12102,7 @@
           <w:sz w:val="26"/>
           <w:szCs w:val="26"/>
         </w:rPr>
-        <w:t>bệnh</w:t>
+        <w:t xml:space="preserve">bệnh</w:t>
       </w:r>
       <w:proofErr w:type="spellEnd"/>
       <w:r>
@@ -12124,7 +12124,7 @@
           <w:sz w:val="26"/>
           <w:szCs w:val="26"/>
         </w:rPr>
-        <w:t>nhân</w:t>
+        <w:t xml:space="preserve">nhân</w:t>
       </w:r>
       <w:proofErr w:type="spellEnd"/>
       <w:r>
@@ -12147,7 +12147,7 @@
           <w:szCs w:val="26"/>
           <w:u w:val="single"/>
         </w:rPr>
-        <w:t>phải</w:t>
+        <w:t xml:space="preserve">phải</w:t>
       </w:r>
       <w:proofErr w:type="spellEnd"/>
       <w:r>
@@ -12171,7 +12171,7 @@
           <w:szCs w:val="26"/>
           <w:u w:val="single"/>
         </w:rPr>
-        <w:t>chuyển</w:t>
+        <w:t xml:space="preserve">chuyển</w:t>
       </w:r>
       <w:proofErr w:type="spellEnd"/>
       <w:r>
@@ -12195,7 +12195,7 @@
           <w:szCs w:val="26"/>
           <w:u w:val="single"/>
         </w:rPr>
-        <w:t>tuyến</w:t>
+        <w:t xml:space="preserve">tuyến</w:t>
       </w:r>
       <w:proofErr w:type="spellEnd"/>
       <w:r>
@@ -12217,7 +12217,7 @@
           <w:sz w:val="26"/>
           <w:szCs w:val="26"/>
         </w:rPr>
-        <w:t>nhiều</w:t>
+        <w:t xml:space="preserve">nhiều</w:t>
       </w:r>
       <w:proofErr w:type="spellEnd"/>
       <w:r>
@@ -12239,7 +12239,7 @@
           <w:sz w:val="26"/>
           <w:szCs w:val="26"/>
         </w:rPr>
-        <w:t>nhất</w:t>
+        <w:t xml:space="preserve">nhất</w:t>
       </w:r>
       <w:proofErr w:type="spellEnd"/>
       <w:r>
@@ -12261,7 +12261,7 @@
           <w:sz w:val="26"/>
           <w:szCs w:val="26"/>
         </w:rPr>
-        <w:t>tại</w:t>
+        <w:t xml:space="preserve">tại</w:t>
       </w:r>
       <w:proofErr w:type="spellEnd"/>
       <w:r>
@@ -12327,7 +12327,7 @@
                 <w:sz w:val="26"/>
                 <w:szCs w:val="26"/>
               </w:rPr>
-              <w:t>Stt</w:t>
+              <w:t xml:space="preserve">Stt</w:t>
             </w:r>
             <w:proofErr w:type="spellEnd"/>
           </w:p>
@@ -12358,7 +12358,7 @@
                 <w:sz w:val="26"/>
                 <w:szCs w:val="26"/>
               </w:rPr>
-              <w:t>Tên</w:t>
+              <w:t xml:space="preserve">Tên</w:t>
             </w:r>
             <w:proofErr w:type="spellEnd"/>
             <w:r>
@@ -12380,7 +12380,7 @@
                 <w:sz w:val="26"/>
                 <w:szCs w:val="26"/>
               </w:rPr>
-              <w:t>bệnh</w:t>
+              <w:t xml:space="preserve">bệnh</w:t>
             </w:r>
             <w:proofErr w:type="spellEnd"/>
             <w:r>
@@ -12421,7 +12421,7 @@
                 <w:sz w:val="26"/>
                 <w:szCs w:val="26"/>
               </w:rPr>
-              <w:t>Năm</w:t>
+              <w:t xml:space="preserve">Năm</w:t>
             </w:r>
             <w:proofErr w:type="spellEnd"/>
             <w:r>
@@ -12462,7 +12462,7 @@
                 <w:sz w:val="26"/>
                 <w:szCs w:val="26"/>
               </w:rPr>
-              <w:t>Lý</w:t>
+              <w:t xml:space="preserve">Lý</w:t>
             </w:r>
             <w:proofErr w:type="spellEnd"/>
             <w:r>
@@ -12484,7 +12484,7 @@
                 <w:sz w:val="26"/>
                 <w:szCs w:val="26"/>
               </w:rPr>
-              <w:t>chuyển</w:t>
+              <w:t xml:space="preserve">chuyển</w:t>
             </w:r>
             <w:proofErr w:type="spellEnd"/>
             <w:r>
@@ -12506,7 +12506,7 @@
                 <w:sz w:val="26"/>
                 <w:szCs w:val="26"/>
               </w:rPr>
-              <w:t>tuyến</w:t>
+              <w:t xml:space="preserve">tuyến</w:t>
             </w:r>
             <w:proofErr w:type="spellEnd"/>
             <w:r>
@@ -12517,7 +12517,7 @@
                 <w:sz w:val="26"/>
                 <w:szCs w:val="26"/>
               </w:rPr>
-              <w:t>*</w:t>
+              <w:t xml:space="preserve">*</w:t>
             </w:r>
           </w:p>
         </w:tc>
@@ -12582,7 +12582,7 @@
                 <w:sz w:val="26"/>
                 <w:szCs w:val="26"/>
               </w:rPr>
-              <w:t>Số</w:t>
+              <w:t xml:space="preserve">Số</w:t>
             </w:r>
             <w:proofErr w:type="spellEnd"/>
             <w:r>
@@ -12602,7 +12602,7 @@
                 <w:sz w:val="26"/>
                 <w:szCs w:val="26"/>
               </w:rPr>
-              <w:t>lượng</w:t>
+              <w:t xml:space="preserve">lượng</w:t>
             </w:r>
             <w:proofErr w:type="spellEnd"/>
           </w:p>
@@ -12630,7 +12630,7 @@
                 <w:sz w:val="26"/>
                 <w:szCs w:val="26"/>
               </w:rPr>
-              <w:t>Tỷ</w:t>
+              <w:t xml:space="preserve">Tỷ</w:t>
             </w:r>
             <w:proofErr w:type="spellEnd"/>
             <w:r>
@@ -12650,7 +12650,7 @@
                 <w:sz w:val="26"/>
                 <w:szCs w:val="26"/>
               </w:rPr>
-              <w:t>lệ</w:t>
+              <w:t xml:space="preserve">lệ</w:t>
             </w:r>
             <w:proofErr w:type="spellEnd"/>
             <w:r>
@@ -13680,7 +13680,7 @@
           <w:szCs w:val="26"/>
           <w:lang w:val="de-DE"/>
         </w:rPr>
-        <w:t>KẾ HOẠCH TIẾP NHẬN KỸ THUẬT CHUYỂN GIAO CỦA BỆNH VIỆN</w:t>
+        <w:t xml:space="preserve">KẾ HOẠCH TIẾP NHẬN KỸ THUẬT CHUYỂN GIAO CỦA BỆNH VIỆN</w:t>
       </w:r>
     </w:p>
     <w:p>
@@ -13703,7 +13703,7 @@
           <w:szCs w:val="26"/>
           <w:lang w:val="nl-NL"/>
         </w:rPr>
-        <w:t>..........................................................................................................................................</w:t>
+        <w:t xml:space="preserve">..........................................................................................................................................</w:t>
       </w:r>
     </w:p>
     <w:p>
@@ -13726,7 +13726,7 @@
           <w:szCs w:val="26"/>
           <w:lang w:val="nl-NL"/>
         </w:rPr>
-        <w:t>..........................................................................................................................................</w:t>
+        <w:t xml:space="preserve">..........................................................................................................................................</w:t>
       </w:r>
     </w:p>
     <w:p>
@@ -13749,7 +13749,7 @@
           <w:szCs w:val="26"/>
           <w:lang w:val="nl-NL"/>
         </w:rPr>
-        <w:t>....................................................................................................................................................................................................................................................................................</w:t>
+        <w:t xml:space="preserve">....................................................................................................................................................................................................................................................................................</w:t>
       </w:r>
     </w:p>
     <w:p>
@@ -13772,7 +13772,7 @@
           <w:szCs w:val="26"/>
           <w:lang w:val="nl-NL"/>
         </w:rPr>
-        <w:t>..........................................................................................................................................</w:t>
+        <w:t xml:space="preserve">..........................................................................................................................................</w:t>
       </w:r>
     </w:p>
     <w:p>
@@ -13801,7 +13801,7 @@
           <w:szCs w:val="26"/>
           <w:lang w:val="nl-NL"/>
         </w:rPr>
-        <w:t>ĐỀ XUẤT</w:t>
+        <w:t xml:space="preserve">ĐỀ XUẤT</w:t>
       </w:r>
       <w:r>
         <w:rPr>
@@ -13834,7 +13834,7 @@
           <w:szCs w:val="26"/>
           <w:lang w:val="nl-NL"/>
         </w:rPr>
-        <w:t>ĐA KHOA TỈNH PHÚ THỌ</w:t>
+        <w:t xml:space="preserve">ĐA KHOA TỈNH PHÚ THỌ</w:t>
       </w:r>
     </w:p>
     <w:p>
@@ -13858,7 +13858,7 @@
           <w:lang w:val="nl-NL"/>
         </w:rPr>
         <w:lastRenderedPageBreak/>
-        <w:t>..........................................................................................................................................</w:t>
+        <w:t xml:space="preserve">..........................................................................................................................................</w:t>
       </w:r>
     </w:p>
     <w:p>
@@ -13881,7 +13881,7 @@
           <w:szCs w:val="26"/>
           <w:lang w:val="nl-NL"/>
         </w:rPr>
-        <w:t>..........................................................................................................................................</w:t>
+        <w:t xml:space="preserve">..........................................................................................................................................</w:t>
       </w:r>
     </w:p>
     <w:p>
@@ -13904,7 +13904,7 @@
           <w:szCs w:val="26"/>
           <w:lang w:val="nl-NL"/>
         </w:rPr>
-        <w:t>..........................................................................................................................................</w:t>
+        <w:t xml:space="preserve">..........................................................................................................................................</w:t>
       </w:r>
     </w:p>
     <w:p>
@@ -13928,7 +13928,7 @@
           <w:szCs w:val="26"/>
           <w:lang w:val="nl-NL"/>
         </w:rPr>
-        <w:t>...</w:t>
+        <w:t xml:space="preserve">...</w:t>
       </w:r>
       <w:r>
         <w:rPr>
@@ -13963,7 +13963,7 @@
           <w:szCs w:val="26"/>
           <w:lang w:val="nl-NL"/>
         </w:rPr>
-        <w:t>LÃNH ĐẠO KHOA</w:t>
+        <w:t xml:space="preserve">LÃNH ĐẠO KHOA</w:t>
       </w:r>
       <w:r>
         <w:rPr>
@@ -14019,7 +14019,7 @@
           <w:lang w:val="nl-NL"/>
         </w:rPr>
         <w:tab/>
-        <w:t xml:space="preserve">     GIÁM ĐỐC BỆNH VIỆN</w:t>
+        <w:t xml:space="preserve"> GIÁM ĐỐC BỆNH VIỆN</w:t>
       </w:r>
     </w:p>
     <w:p>
@@ -14044,7 +14044,7 @@
           <w:szCs w:val="26"/>
           <w:lang w:val="nl-NL"/>
         </w:rPr>
-        <w:t xml:space="preserve">      </w:t>
+        <w:t xml:space="preserve"> </w:t>
       </w:r>
       <w:r>
         <w:rPr>
@@ -14055,7 +14055,7 @@
           <w:szCs w:val="26"/>
           <w:lang w:val="nl-NL"/>
         </w:rPr>
-        <w:t>(Ký và ghi rõ họ, tên)</w:t>
+        <w:t xml:space="preserve">(Ký và ghi rõ họ, tên)</w:t>
       </w:r>
       <w:r>
         <w:rPr>
@@ -14066,7 +14066,7 @@
           <w:szCs w:val="26"/>
           <w:lang w:val="nl-NL"/>
         </w:rPr>
-        <w:t xml:space="preserve">                                                         </w:t>
+        <w:t xml:space="preserve"> </w:t>
       </w:r>
       <w:r>
         <w:rPr>
@@ -14077,7 +14077,7 @@
           <w:szCs w:val="26"/>
           <w:lang w:val="vi-VN"/>
         </w:rPr>
-        <w:t>(</w:t>
+        <w:t xml:space="preserve">(</w:t>
       </w:r>
       <w:r>
         <w:rPr>
@@ -14088,7 +14088,7 @@
           <w:szCs w:val="26"/>
           <w:lang w:val="nl-NL"/>
         </w:rPr>
-        <w:t>Ký tên, đóng dấu)</w:t>
+        <w:t xml:space="preserve">Ký tên, đóng dấu)</w:t>
       </w:r>
     </w:p>
     <w:p/>
